--- a/tillsyn/A 27603-2025 tillsynsbegäran.docx
+++ b/tillsyn/A 27603-2025 tillsynsbegäran.docx
@@ -444,7 +444,7 @@
     <w:r>
       <w:tab/>
       <w:tab/>
-      <w:t>2026-06-15</w:t>
+      <w:t>2026-06-16</w:t>
       <w:br/>
       <w:br/>
     </w:r>

--- a/tillsyn/A 27603-2025 tillsynsbegäran.docx
+++ b/tillsyn/A 27603-2025 tillsynsbegäran.docx
@@ -444,7 +444,7 @@
     <w:r>
       <w:tab/>
       <w:tab/>
-      <w:t>2026-06-16</w:t>
+      <w:t>2026-06-17</w:t>
       <w:br/>
       <w:br/>
     </w:r>

--- a/tillsyn/A 27603-2025 tillsynsbegäran.docx
+++ b/tillsyn/A 27603-2025 tillsynsbegäran.docx
@@ -1,6 +1,6 @@
 
 <file path=word/document.xml><?xml version="1.0" encoding="utf-8"?>
-<w:document xmlns:wpc="http://schemas.microsoft.com/office/word/2010/wordprocessingCanvas" xmlns:cx="http://schemas.microsoft.com/office/drawing/2014/chartex" xmlns:cx1="http://schemas.microsoft.com/office/drawing/2015/9/8/chartex" xmlns:cx2="http://schemas.microsoft.com/office/drawing/2015/10/21/chartex" xmlns:cx3="http://schemas.microsoft.com/office/drawing/2016/5/9/chartex" xmlns:cx4="http://schemas.microsoft.com/office/drawing/2016/5/10/chartex" xmlns:cx5="http://schemas.microsoft.com/office/drawing/2016/5/11/chartex" xmlns:cx6="http://schemas.microsoft.com/office/drawing/2016/5/12/chartex" xmlns:cx7="http://schemas.microsoft.com/office/drawing/2016/5/13/chartex" xmlns:cx8="http://schemas.microsoft.com/office/drawing/2016/5/14/chartex" xmlns:mc="http://schemas.openxmlformats.org/markup-compatibility/2006" xmlns:aink="http://schemas.microsoft.com/office/drawing/2016/ink" xmlns:am3d="http://schemas.microsoft.com/office/drawing/2017/model3d" xmlns:o="urn:schemas-microsoft-com:office:office" xmlns:oel="http://schemas.microsoft.com/office/2019/extlst" xmlns:r="http://schemas.openxmlformats.org/officeDocument/2006/relationships" xmlns:m="http://schemas.openxmlformats.org/officeDocument/2006/math" xmlns:v="urn:schemas-microsoft-com:vml" xmlns:wp14="http://schemas.microsoft.com/office/word/2010/wordprocessingDrawing" xmlns:wp="http://schemas.openxmlformats.org/drawingml/2006/wordprocessingDrawing" xmlns:w10="urn:schemas-microsoft-com:office:word" xmlns:w="http://schemas.openxmlformats.org/wordprocessingml/2006/main" xmlns:w14="http://schemas.microsoft.com/office/word/2010/wordml" xmlns:w15="http://schemas.microsoft.com/office/word/2012/wordml" xmlns:w16cex="http://schemas.microsoft.com/office/word/2018/wordml/cex" xmlns:w16cid="http://schemas.microsoft.com/office/word/2016/wordml/cid" xmlns:w16="http://schemas.microsoft.com/office/word/2018/wordml" xmlns:w16sdtdh="http://schemas.microsoft.com/office/word/2020/wordml/sdtdatahash" xmlns:w16se="http://schemas.microsoft.com/office/word/2015/wordml/symex" xmlns:wpg="http://schemas.microsoft.com/office/word/2010/wordprocessingGroup" xmlns:wpi="http://schemas.microsoft.com/office/word/2010/wordprocessingInk" xmlns:wne="http://schemas.microsoft.com/office/word/2006/wordml" xmlns:wps="http://schemas.microsoft.com/office/word/2010/wordprocessingShape" mc:Ignorable="w14 w15 w16se w16cid w16 w16cex w16sdtdh wp14">
+<w:document xmlns:wpc="http://schemas.microsoft.com/office/word/2010/wordprocessingCanvas" xmlns:cx="http://schemas.microsoft.com/office/drawing/2014/chartex" xmlns:cx1="http://schemas.microsoft.com/office/drawing/2015/9/8/chartex" xmlns:cx2="http://schemas.microsoft.com/office/drawing/2015/10/21/chartex" xmlns:cx3="http://schemas.microsoft.com/office/drawing/2016/5/9/chartex" xmlns:cx4="http://schemas.microsoft.com/office/drawing/2016/5/10/chartex" xmlns:cx5="http://schemas.microsoft.com/office/drawing/2016/5/11/chartex" xmlns:cx6="http://schemas.microsoft.com/office/drawing/2016/5/12/chartex" xmlns:cx7="http://schemas.microsoft.com/office/drawing/2016/5/13/chartex" xmlns:cx8="http://schemas.microsoft.com/office/drawing/2016/5/14/chartex" xmlns:mc="http://schemas.openxmlformats.org/markup-compatibility/2006" xmlns:aink="http://schemas.microsoft.com/office/drawing/2016/ink" xmlns:am3d="http://schemas.microsoft.com/office/drawing/2017/model3d" xmlns:o="urn:schemas-microsoft-com:office:office" xmlns:oel="http://schemas.microsoft.com/office/2019/extlst" xmlns:r="http://schemas.openxmlformats.org/officeDocument/2006/relationships" xmlns:m="http://schemas.openxmlformats.org/officeDocument/2006/math" xmlns:v="urn:schemas-microsoft-com:vml" xmlns:wp14="http://schemas.microsoft.com/office/word/2010/wordprocessingDrawing" xmlns:wp="http://schemas.openxmlformats.org/drawingml/2006/wordprocessingDrawing" xmlns:w10="urn:schemas-microsoft-com:office:word" xmlns:w="http://schemas.openxmlformats.org/wordprocessingml/2006/main" xmlns:w14="http://schemas.microsoft.com/office/word/2010/wordml" xmlns:w15="http://schemas.microsoft.com/office/word/2012/wordml" xmlns:w16cex="http://schemas.microsoft.com/office/word/2018/wordml/cex" xmlns:w16cid="http://schemas.microsoft.com/office/word/2016/wordml/cid" xmlns:w16="http://schemas.microsoft.com/office/word/2018/wordml" xmlns:w16du="http://schemas.microsoft.com/office/word/2023/wordml/word16du" xmlns:w16sdtdh="http://schemas.microsoft.com/office/word/2020/wordml/sdtdatahash" xmlns:w16sdtfl="http://schemas.microsoft.com/office/word/2024/wordml/sdtformatlock" xmlns:w16se="http://schemas.microsoft.com/office/word/2015/wordml/symex" xmlns:wpg="http://schemas.microsoft.com/office/word/2010/wordprocessingGroup" xmlns:wpi="http://schemas.microsoft.com/office/word/2010/wordprocessingInk" xmlns:wne="http://schemas.microsoft.com/office/word/2006/wordml" xmlns:wps="http://schemas.microsoft.com/office/word/2010/wordprocessingShape" mc:Ignorable="w14 w15 w16se w16cid w16 w16cex w16sdtdh w16sdtfl w16du wp14">
   <w:body>
     <w:p>
       <w:pPr>
@@ -12,35 +12,10 @@
     </w:p>
     <w:p>
       <w:r>
-        <w:t>Detta dokument behandlar höga naturvärden i avverkningsanmälan A 27603-2025 i Bergs kommun. Denna avverkningsanmälan inkom 2025-06-05 12:45:43 och omfattar 11,3 ha.</w:t>
+        <w:t>Detta dokument behandlar höga naturvärden i avverkningsanmälan A 27603-2025 i Bergs kommun som inkom 2025-06-05 och omfattar 11,3 ha.</w:t>
       </w:r>
-    </w:p>
-    <w:p>
       <w:r>
-        <w:t>Vi begär härmed att Skogsstyrelsen fattar beslut enligt miljöbalken som säkerställer att skogens höga naturvärden bevaras samt säkerställer att EU-lagstiftning efterlevs och att artskyddsbrott förhindras. Vi önskar även ta del av de ställningstaganden och beslut som myndigheterna meddelar till följd av aktuell avverkningsanmälan och föreningens inlaga (se 34 § förvaltningslagen).</w:t>
-      </w:r>
-    </w:p>
-    <w:p>
-      <w:r>
-        <w:t>Nedan beskrivs fynd av naturvårdsarter som gjorts i det avverkningsanmälda området. I BILAGA 1 finns artfakta om rödlistade arter.</w:t>
-      </w:r>
-    </w:p>
-    <w:p>
-      <w:pPr>
-        <w:pStyle w:val="Heading1"/>
-      </w:pPr>
-      <w:r>
-        <w:t>Naturvårdsarter</w:t>
-      </w:r>
-    </w:p>
-    <w:p>
-      <w:r>
-        <w:t>I avverkningsanmälan har följande 3 naturvårdsarter hittats: lunglav (NT), mörk kolflarnlav (NT) och skrovellav (NT). Av dessa är 3 rödlistade. För rödlistade arter har rödlistekategorin angivits inom parentes.</w:t>
-      </w:r>
-    </w:p>
-    <w:p>
-      <w:r>
-        <w:t>De påträffade naturvårdsarterna är ett tydligt kvitto på att detta rör sig om en skog med höga naturvärden. I Figur 1 visas en karta över det avverkningsanmälda området, där samtliga fyndplatser för naturvårdsarter som finns registrerade på Artportalen har markerats.</w:t>
+        <w:t xml:space="preserve"> I Figur 1 visas fyndplatser för naturvårdsarter i området, som finns registrerade på Artportalen.</w:t>
       </w:r>
     </w:p>
     <w:p>
@@ -50,7 +25,7 @@
       <w:r>
         <w:drawing>
           <wp:inline xmlns:a="http://schemas.openxmlformats.org/drawingml/2006/main" xmlns:pic="http://schemas.openxmlformats.org/drawingml/2006/picture">
-            <wp:extent cx="5486400" cy="5273864"/>
+            <wp:extent cx="5486400" cy="5178535"/>
             <wp:docPr id="1" name="Picture 1"/>
             <wp:cNvGraphicFramePr>
               <a:graphicFrameLocks noChangeAspect="1"/>
@@ -71,7 +46,7 @@
                   <pic:spPr>
                     <a:xfrm>
                       <a:off x="0" y="0"/>
-                      <a:ext cx="5486400" cy="5273864"/>
+                      <a:ext cx="5486400" cy="5178535"/>
                     </a:xfrm>
                     <a:prstGeom prst="rect"/>
                   </pic:spPr>
@@ -85,9 +60,43 @@
     <w:p>
       <w:pPr>
         <w:pStyle w:val="Caption"/>
+        <w:spacing w:after="240"/>
       </w:pPr>
       <w:r>
-        <w:t>Figur 1. Fyndplatser för naturvårdsarter i det avverkningsanmälda området (röd linje). Markörer utan svart kant är placerade på fyndplatsen. Markörer med svart kant är placerade vid sidan av fyndplatsen och har ett svart streck som visar fyndplatsens exakta position. Kartans mittpunktskoordinat är N 6971703, E 416881 i SWEREF 99 TM.</w:t>
+        <w:t>Figur 1. Fyndplatser för naturvårdsarter i och inom 10 meter från avverkningsanmälan (röd linje). Inom parentes anges rödlistekategorier, S för signalarter, Tför typiska arter och fridlysningsparagrafer i artskyddsförordningen.Markörer utan svart kant är placerade på fyndplatsen. Markörer med svart kant är placerade vid sidan av fyndplatsen och har ett svart streck som visar fyndplatsens exakta position. Kartans mittpunktskoordinat är N 6971703, E 416881 i SWEREF 99 TM.</w:t>
+      </w:r>
+    </w:p>
+    <w:p>
+      <w:r>
+        <w:t>Vi begär härmed att Skogsstyrelsen fattar beslut enligt miljöbalken som säkerställer att skogens höga naturvärden bevaras samt att EU-lagstiftning efterlevs och att artskyddsbrott förhindras.</w:t>
+      </w:r>
+    </w:p>
+    <w:p>
+      <w:r>
+        <w:t>Vi önskar även ta del av de ställningstaganden och beslut som myndigheten meddelar till följd av aktuell avverkningsanmälan och föreningens inlaga (se 34 § förvaltningslagen).</w:t>
+      </w:r>
+    </w:p>
+    <w:p>
+      <w:r>
+        <w:t>Nedan beskrivs fynd av naturvårdsarter som gjorts i det avverkningsanmälda området. I BILAGA 1 finns artfakta om rödlistade arter.</w:t>
+      </w:r>
+    </w:p>
+    <w:p>
+      <w:pPr>
+        <w:pStyle w:val="Heading1"/>
+      </w:pPr>
+      <w:r>
+        <w:t>Naturvårdsarter</w:t>
+      </w:r>
+    </w:p>
+    <w:p>
+      <w:r>
+        <w:t>I och inom 10 meter från avverkningsanmälan har följande 3 naturvårdsarter hittats: lunglav (NT, T), mörk kolflarnlav (NT) och skrovellav (NT, T). Av dessa är 3 rödlistade. För rödlistade arter har rödlistekategorin angivits inom parentes. Typiska arter inom Natura 2000 som är kopplade till skogsekosystem har markerats med (T).</w:t>
+      </w:r>
+    </w:p>
+    <w:p>
+      <w:r>
+        <w:t>De påträffade naturvårdsarterna är ett tydligt kvitto på att det rör sig om en skog med höga naturvärden.</w:t>
       </w:r>
     </w:p>
     <w:p>
@@ -334,7 +343,7 @@
 </file>
 
 <file path=word/endnotes.xml><?xml version="1.0" encoding="utf-8"?>
-<w:endnotes xmlns:wpc="http://schemas.microsoft.com/office/word/2010/wordprocessingCanvas" xmlns:cx="http://schemas.microsoft.com/office/drawing/2014/chartex" xmlns:cx1="http://schemas.microsoft.com/office/drawing/2015/9/8/chartex" xmlns:cx2="http://schemas.microsoft.com/office/drawing/2015/10/21/chartex" xmlns:cx3="http://schemas.microsoft.com/office/drawing/2016/5/9/chartex" xmlns:cx4="http://schemas.microsoft.com/office/drawing/2016/5/10/chartex" xmlns:cx5="http://schemas.microsoft.com/office/drawing/2016/5/11/chartex" xmlns:cx6="http://schemas.microsoft.com/office/drawing/2016/5/12/chartex" xmlns:cx7="http://schemas.microsoft.com/office/drawing/2016/5/13/chartex" xmlns:cx8="http://schemas.microsoft.com/office/drawing/2016/5/14/chartex" xmlns:mc="http://schemas.openxmlformats.org/markup-compatibility/2006" xmlns:aink="http://schemas.microsoft.com/office/drawing/2016/ink" xmlns:am3d="http://schemas.microsoft.com/office/drawing/2017/model3d" xmlns:o="urn:schemas-microsoft-com:office:office" xmlns:oel="http://schemas.microsoft.com/office/2019/extlst" xmlns:r="http://schemas.openxmlformats.org/officeDocument/2006/relationships" xmlns:m="http://schemas.openxmlformats.org/officeDocument/2006/math" xmlns:v="urn:schemas-microsoft-com:vml" xmlns:wp14="http://schemas.microsoft.com/office/word/2010/wordprocessingDrawing" xmlns:wp="http://schemas.openxmlformats.org/drawingml/2006/wordprocessingDrawing" xmlns:w10="urn:schemas-microsoft-com:office:word" xmlns:w="http://schemas.openxmlformats.org/wordprocessingml/2006/main" xmlns:w14="http://schemas.microsoft.com/office/word/2010/wordml" xmlns:w15="http://schemas.microsoft.com/office/word/2012/wordml" xmlns:w16cex="http://schemas.microsoft.com/office/word/2018/wordml/cex" xmlns:w16cid="http://schemas.microsoft.com/office/word/2016/wordml/cid" xmlns:w16="http://schemas.microsoft.com/office/word/2018/wordml" xmlns:w16sdtdh="http://schemas.microsoft.com/office/word/2020/wordml/sdtdatahash" xmlns:w16se="http://schemas.microsoft.com/office/word/2015/wordml/symex" xmlns:wpg="http://schemas.microsoft.com/office/word/2010/wordprocessingGroup" xmlns:wpi="http://schemas.microsoft.com/office/word/2010/wordprocessingInk" xmlns:wne="http://schemas.microsoft.com/office/word/2006/wordml" xmlns:wps="http://schemas.microsoft.com/office/word/2010/wordprocessingShape" mc:Ignorable="w14 w15 w16se w16cid w16 w16cex w16sdtdh wp14">
+<w:endnotes xmlns:wpc="http://schemas.microsoft.com/office/word/2010/wordprocessingCanvas" xmlns:cx="http://schemas.microsoft.com/office/drawing/2014/chartex" xmlns:cx1="http://schemas.microsoft.com/office/drawing/2015/9/8/chartex" xmlns:cx2="http://schemas.microsoft.com/office/drawing/2015/10/21/chartex" xmlns:cx3="http://schemas.microsoft.com/office/drawing/2016/5/9/chartex" xmlns:cx4="http://schemas.microsoft.com/office/drawing/2016/5/10/chartex" xmlns:cx5="http://schemas.microsoft.com/office/drawing/2016/5/11/chartex" xmlns:cx6="http://schemas.microsoft.com/office/drawing/2016/5/12/chartex" xmlns:cx7="http://schemas.microsoft.com/office/drawing/2016/5/13/chartex" xmlns:cx8="http://schemas.microsoft.com/office/drawing/2016/5/14/chartex" xmlns:mc="http://schemas.openxmlformats.org/markup-compatibility/2006" xmlns:aink="http://schemas.microsoft.com/office/drawing/2016/ink" xmlns:am3d="http://schemas.microsoft.com/office/drawing/2017/model3d" xmlns:o="urn:schemas-microsoft-com:office:office" xmlns:oel="http://schemas.microsoft.com/office/2019/extlst" xmlns:r="http://schemas.openxmlformats.org/officeDocument/2006/relationships" xmlns:m="http://schemas.openxmlformats.org/officeDocument/2006/math" xmlns:v="urn:schemas-microsoft-com:vml" xmlns:wp14="http://schemas.microsoft.com/office/word/2010/wordprocessingDrawing" xmlns:wp="http://schemas.openxmlformats.org/drawingml/2006/wordprocessingDrawing" xmlns:w10="urn:schemas-microsoft-com:office:word" xmlns:w="http://schemas.openxmlformats.org/wordprocessingml/2006/main" xmlns:w14="http://schemas.microsoft.com/office/word/2010/wordml" xmlns:w15="http://schemas.microsoft.com/office/word/2012/wordml" xmlns:w16cex="http://schemas.microsoft.com/office/word/2018/wordml/cex" xmlns:w16cid="http://schemas.microsoft.com/office/word/2016/wordml/cid" xmlns:w16="http://schemas.microsoft.com/office/word/2018/wordml" xmlns:w16du="http://schemas.microsoft.com/office/word/2023/wordml/word16du" xmlns:w16sdtdh="http://schemas.microsoft.com/office/word/2020/wordml/sdtdatahash" xmlns:w16sdtfl="http://schemas.microsoft.com/office/word/2024/wordml/sdtformatlock" xmlns:w16se="http://schemas.microsoft.com/office/word/2015/wordml/symex" xmlns:wpg="http://schemas.microsoft.com/office/word/2010/wordprocessingGroup" xmlns:wpi="http://schemas.microsoft.com/office/word/2010/wordprocessingInk" xmlns:wne="http://schemas.microsoft.com/office/word/2006/wordml" xmlns:wps="http://schemas.microsoft.com/office/word/2010/wordprocessingShape" mc:Ignorable="w14 w15 w16se w16cid w16 w16cex w16sdtdh w16sdtfl w16du wp14">
   <w:endnote w:type="separator" w:id="-1">
     <w:p>
       <w:pPr>
@@ -359,7 +368,7 @@
 </file>
 
 <file path=word/footer1.xml><?xml version="1.0" encoding="utf-8"?>
-<w:ftr xmlns:wpc="http://schemas.microsoft.com/office/word/2010/wordprocessingCanvas" xmlns:cx="http://schemas.microsoft.com/office/drawing/2014/chartex" xmlns:cx1="http://schemas.microsoft.com/office/drawing/2015/9/8/chartex" xmlns:cx2="http://schemas.microsoft.com/office/drawing/2015/10/21/chartex" xmlns:cx3="http://schemas.microsoft.com/office/drawing/2016/5/9/chartex" xmlns:cx4="http://schemas.microsoft.com/office/drawing/2016/5/10/chartex" xmlns:cx5="http://schemas.microsoft.com/office/drawing/2016/5/11/chartex" xmlns:cx6="http://schemas.microsoft.com/office/drawing/2016/5/12/chartex" xmlns:cx7="http://schemas.microsoft.com/office/drawing/2016/5/13/chartex" xmlns:cx8="http://schemas.microsoft.com/office/drawing/2016/5/14/chartex" xmlns:mc="http://schemas.openxmlformats.org/markup-compatibility/2006" xmlns:aink="http://schemas.microsoft.com/office/drawing/2016/ink" xmlns:am3d="http://schemas.microsoft.com/office/drawing/2017/model3d" xmlns:o="urn:schemas-microsoft-com:office:office" xmlns:oel="http://schemas.microsoft.com/office/2019/extlst" xmlns:r="http://schemas.openxmlformats.org/officeDocument/2006/relationships" xmlns:m="http://schemas.openxmlformats.org/officeDocument/2006/math" xmlns:v="urn:schemas-microsoft-com:vml" xmlns:wp14="http://schemas.microsoft.com/office/word/2010/wordprocessingDrawing" xmlns:wp="http://schemas.openxmlformats.org/drawingml/2006/wordprocessingDrawing" xmlns:w10="urn:schemas-microsoft-com:office:word" xmlns:w="http://schemas.openxmlformats.org/wordprocessingml/2006/main" xmlns:w14="http://schemas.microsoft.com/office/word/2010/wordml" xmlns:w15="http://schemas.microsoft.com/office/word/2012/wordml" xmlns:w16cex="http://schemas.microsoft.com/office/word/2018/wordml/cex" xmlns:w16cid="http://schemas.microsoft.com/office/word/2016/wordml/cid" xmlns:w16="http://schemas.microsoft.com/office/word/2018/wordml" xmlns:w16sdtdh="http://schemas.microsoft.com/office/word/2020/wordml/sdtdatahash" xmlns:w16se="http://schemas.microsoft.com/office/word/2015/wordml/symex" xmlns:wpg="http://schemas.microsoft.com/office/word/2010/wordprocessingGroup" xmlns:wpi="http://schemas.microsoft.com/office/word/2010/wordprocessingInk" xmlns:wne="http://schemas.microsoft.com/office/word/2006/wordml" xmlns:wps="http://schemas.microsoft.com/office/word/2010/wordprocessingShape" mc:Ignorable="w14 w15 w16se w16cid w16 w16cex w16sdtdh wp14">
+<w:ftr xmlns:wpc="http://schemas.microsoft.com/office/word/2010/wordprocessingCanvas" xmlns:cx="http://schemas.microsoft.com/office/drawing/2014/chartex" xmlns:cx1="http://schemas.microsoft.com/office/drawing/2015/9/8/chartex" xmlns:cx2="http://schemas.microsoft.com/office/drawing/2015/10/21/chartex" xmlns:cx3="http://schemas.microsoft.com/office/drawing/2016/5/9/chartex" xmlns:cx4="http://schemas.microsoft.com/office/drawing/2016/5/10/chartex" xmlns:cx5="http://schemas.microsoft.com/office/drawing/2016/5/11/chartex" xmlns:cx6="http://schemas.microsoft.com/office/drawing/2016/5/12/chartex" xmlns:cx7="http://schemas.microsoft.com/office/drawing/2016/5/13/chartex" xmlns:cx8="http://schemas.microsoft.com/office/drawing/2016/5/14/chartex" xmlns:mc="http://schemas.openxmlformats.org/markup-compatibility/2006" xmlns:aink="http://schemas.microsoft.com/office/drawing/2016/ink" xmlns:am3d="http://schemas.microsoft.com/office/drawing/2017/model3d" xmlns:o="urn:schemas-microsoft-com:office:office" xmlns:oel="http://schemas.microsoft.com/office/2019/extlst" xmlns:r="http://schemas.openxmlformats.org/officeDocument/2006/relationships" xmlns:m="http://schemas.openxmlformats.org/officeDocument/2006/math" xmlns:v="urn:schemas-microsoft-com:vml" xmlns:wp14="http://schemas.microsoft.com/office/word/2010/wordprocessingDrawing" xmlns:wp="http://schemas.openxmlformats.org/drawingml/2006/wordprocessingDrawing" xmlns:w10="urn:schemas-microsoft-com:office:word" xmlns:w="http://schemas.openxmlformats.org/wordprocessingml/2006/main" xmlns:w14="http://schemas.microsoft.com/office/word/2010/wordml" xmlns:w15="http://schemas.microsoft.com/office/word/2012/wordml" xmlns:w16cex="http://schemas.microsoft.com/office/word/2018/wordml/cex" xmlns:w16cid="http://schemas.microsoft.com/office/word/2016/wordml/cid" xmlns:w16="http://schemas.microsoft.com/office/word/2018/wordml" xmlns:w16du="http://schemas.microsoft.com/office/word/2023/wordml/word16du" xmlns:w16sdtdh="http://schemas.microsoft.com/office/word/2020/wordml/sdtdatahash" xmlns:w16sdtfl="http://schemas.microsoft.com/office/word/2024/wordml/sdtformatlock" xmlns:w16se="http://schemas.microsoft.com/office/word/2015/wordml/symex" xmlns:wpg="http://schemas.microsoft.com/office/word/2010/wordprocessingGroup" xmlns:wpi="http://schemas.microsoft.com/office/word/2010/wordprocessingInk" xmlns:wne="http://schemas.microsoft.com/office/word/2006/wordml" xmlns:wps="http://schemas.microsoft.com/office/word/2010/wordprocessingShape" mc:Ignorable="w14 w15 w16se w16cid w16 w16cex w16sdtdh w16sdtfl w16du wp14">
   <w:p>
     <w:pPr>
       <w:pStyle w:val="Footer"/>
@@ -369,7 +378,7 @@
 </file>
 
 <file path=word/footer2.xml><?xml version="1.0" encoding="utf-8"?>
-<w:ftr xmlns:wpc="http://schemas.microsoft.com/office/word/2010/wordprocessingCanvas" xmlns:cx="http://schemas.microsoft.com/office/drawing/2014/chartex" xmlns:cx1="http://schemas.microsoft.com/office/drawing/2015/9/8/chartex" xmlns:cx2="http://schemas.microsoft.com/office/drawing/2015/10/21/chartex" xmlns:cx3="http://schemas.microsoft.com/office/drawing/2016/5/9/chartex" xmlns:cx4="http://schemas.microsoft.com/office/drawing/2016/5/10/chartex" xmlns:cx5="http://schemas.microsoft.com/office/drawing/2016/5/11/chartex" xmlns:cx6="http://schemas.microsoft.com/office/drawing/2016/5/12/chartex" xmlns:cx7="http://schemas.microsoft.com/office/drawing/2016/5/13/chartex" xmlns:cx8="http://schemas.microsoft.com/office/drawing/2016/5/14/chartex" xmlns:mc="http://schemas.openxmlformats.org/markup-compatibility/2006" xmlns:aink="http://schemas.microsoft.com/office/drawing/2016/ink" xmlns:am3d="http://schemas.microsoft.com/office/drawing/2017/model3d" xmlns:o="urn:schemas-microsoft-com:office:office" xmlns:oel="http://schemas.microsoft.com/office/2019/extlst" xmlns:r="http://schemas.openxmlformats.org/officeDocument/2006/relationships" xmlns:m="http://schemas.openxmlformats.org/officeDocument/2006/math" xmlns:v="urn:schemas-microsoft-com:vml" xmlns:wp14="http://schemas.microsoft.com/office/word/2010/wordprocessingDrawing" xmlns:wp="http://schemas.openxmlformats.org/drawingml/2006/wordprocessingDrawing" xmlns:w10="urn:schemas-microsoft-com:office:word" xmlns:w="http://schemas.openxmlformats.org/wordprocessingml/2006/main" xmlns:w14="http://schemas.microsoft.com/office/word/2010/wordml" xmlns:w15="http://schemas.microsoft.com/office/word/2012/wordml" xmlns:w16cex="http://schemas.microsoft.com/office/word/2018/wordml/cex" xmlns:w16cid="http://schemas.microsoft.com/office/word/2016/wordml/cid" xmlns:w16="http://schemas.microsoft.com/office/word/2018/wordml" xmlns:w16sdtdh="http://schemas.microsoft.com/office/word/2020/wordml/sdtdatahash" xmlns:w16se="http://schemas.microsoft.com/office/word/2015/wordml/symex" xmlns:wpg="http://schemas.microsoft.com/office/word/2010/wordprocessingGroup" xmlns:wpi="http://schemas.microsoft.com/office/word/2010/wordprocessingInk" xmlns:wne="http://schemas.microsoft.com/office/word/2006/wordml" xmlns:wps="http://schemas.microsoft.com/office/word/2010/wordprocessingShape" mc:Ignorable="w14 w15 w16se w16cid w16 w16cex w16sdtdh wp14">
+<w:ftr xmlns:wpc="http://schemas.microsoft.com/office/word/2010/wordprocessingCanvas" xmlns:cx="http://schemas.microsoft.com/office/drawing/2014/chartex" xmlns:cx1="http://schemas.microsoft.com/office/drawing/2015/9/8/chartex" xmlns:cx2="http://schemas.microsoft.com/office/drawing/2015/10/21/chartex" xmlns:cx3="http://schemas.microsoft.com/office/drawing/2016/5/9/chartex" xmlns:cx4="http://schemas.microsoft.com/office/drawing/2016/5/10/chartex" xmlns:cx5="http://schemas.microsoft.com/office/drawing/2016/5/11/chartex" xmlns:cx6="http://schemas.microsoft.com/office/drawing/2016/5/12/chartex" xmlns:cx7="http://schemas.microsoft.com/office/drawing/2016/5/13/chartex" xmlns:cx8="http://schemas.microsoft.com/office/drawing/2016/5/14/chartex" xmlns:mc="http://schemas.openxmlformats.org/markup-compatibility/2006" xmlns:aink="http://schemas.microsoft.com/office/drawing/2016/ink" xmlns:am3d="http://schemas.microsoft.com/office/drawing/2017/model3d" xmlns:o="urn:schemas-microsoft-com:office:office" xmlns:oel="http://schemas.microsoft.com/office/2019/extlst" xmlns:r="http://schemas.openxmlformats.org/officeDocument/2006/relationships" xmlns:m="http://schemas.openxmlformats.org/officeDocument/2006/math" xmlns:v="urn:schemas-microsoft-com:vml" xmlns:wp14="http://schemas.microsoft.com/office/word/2010/wordprocessingDrawing" xmlns:wp="http://schemas.openxmlformats.org/drawingml/2006/wordprocessingDrawing" xmlns:w10="urn:schemas-microsoft-com:office:word" xmlns:w="http://schemas.openxmlformats.org/wordprocessingml/2006/main" xmlns:w14="http://schemas.microsoft.com/office/word/2010/wordml" xmlns:w15="http://schemas.microsoft.com/office/word/2012/wordml" xmlns:w16cex="http://schemas.microsoft.com/office/word/2018/wordml/cex" xmlns:w16cid="http://schemas.microsoft.com/office/word/2016/wordml/cid" xmlns:w16="http://schemas.microsoft.com/office/word/2018/wordml" xmlns:w16du="http://schemas.microsoft.com/office/word/2023/wordml/word16du" xmlns:w16sdtdh="http://schemas.microsoft.com/office/word/2020/wordml/sdtdatahash" xmlns:w16sdtfl="http://schemas.microsoft.com/office/word/2024/wordml/sdtformatlock" xmlns:w16se="http://schemas.microsoft.com/office/word/2015/wordml/symex" xmlns:wpg="http://schemas.microsoft.com/office/word/2010/wordprocessingGroup" xmlns:wpi="http://schemas.microsoft.com/office/word/2010/wordprocessingInk" xmlns:wne="http://schemas.microsoft.com/office/word/2006/wordml" xmlns:wps="http://schemas.microsoft.com/office/word/2010/wordprocessingShape" mc:Ignorable="w14 w15 w16se w16cid w16 w16cex w16sdtdh w16sdtfl w16du wp14">
   <w:p>
     <w:pPr>
       <w:pStyle w:val="Footer"/>
@@ -379,7 +388,7 @@
 </file>
 
 <file path=word/footer3.xml><?xml version="1.0" encoding="utf-8"?>
-<w:ftr xmlns:wpc="http://schemas.microsoft.com/office/word/2010/wordprocessingCanvas" xmlns:cx="http://schemas.microsoft.com/office/drawing/2014/chartex" xmlns:cx1="http://schemas.microsoft.com/office/drawing/2015/9/8/chartex" xmlns:cx2="http://schemas.microsoft.com/office/drawing/2015/10/21/chartex" xmlns:cx3="http://schemas.microsoft.com/office/drawing/2016/5/9/chartex" xmlns:cx4="http://schemas.microsoft.com/office/drawing/2016/5/10/chartex" xmlns:cx5="http://schemas.microsoft.com/office/drawing/2016/5/11/chartex" xmlns:cx6="http://schemas.microsoft.com/office/drawing/2016/5/12/chartex" xmlns:cx7="http://schemas.microsoft.com/office/drawing/2016/5/13/chartex" xmlns:cx8="http://schemas.microsoft.com/office/drawing/2016/5/14/chartex" xmlns:mc="http://schemas.openxmlformats.org/markup-compatibility/2006" xmlns:aink="http://schemas.microsoft.com/office/drawing/2016/ink" xmlns:am3d="http://schemas.microsoft.com/office/drawing/2017/model3d" xmlns:o="urn:schemas-microsoft-com:office:office" xmlns:oel="http://schemas.microsoft.com/office/2019/extlst" xmlns:r="http://schemas.openxmlformats.org/officeDocument/2006/relationships" xmlns:m="http://schemas.openxmlformats.org/officeDocument/2006/math" xmlns:v="urn:schemas-microsoft-com:vml" xmlns:wp14="http://schemas.microsoft.com/office/word/2010/wordprocessingDrawing" xmlns:wp="http://schemas.openxmlformats.org/drawingml/2006/wordprocessingDrawing" xmlns:w10="urn:schemas-microsoft-com:office:word" xmlns:w="http://schemas.openxmlformats.org/wordprocessingml/2006/main" xmlns:w14="http://schemas.microsoft.com/office/word/2010/wordml" xmlns:w15="http://schemas.microsoft.com/office/word/2012/wordml" xmlns:w16cex="http://schemas.microsoft.com/office/word/2018/wordml/cex" xmlns:w16cid="http://schemas.microsoft.com/office/word/2016/wordml/cid" xmlns:w16="http://schemas.microsoft.com/office/word/2018/wordml" xmlns:w16sdtdh="http://schemas.microsoft.com/office/word/2020/wordml/sdtdatahash" xmlns:w16se="http://schemas.microsoft.com/office/word/2015/wordml/symex" xmlns:wpg="http://schemas.microsoft.com/office/word/2010/wordprocessingGroup" xmlns:wpi="http://schemas.microsoft.com/office/word/2010/wordprocessingInk" xmlns:wne="http://schemas.microsoft.com/office/word/2006/wordml" xmlns:wps="http://schemas.microsoft.com/office/word/2010/wordprocessingShape" mc:Ignorable="w14 w15 w16se w16cid w16 w16cex w16sdtdh wp14">
+<w:ftr xmlns:wpc="http://schemas.microsoft.com/office/word/2010/wordprocessingCanvas" xmlns:cx="http://schemas.microsoft.com/office/drawing/2014/chartex" xmlns:cx1="http://schemas.microsoft.com/office/drawing/2015/9/8/chartex" xmlns:cx2="http://schemas.microsoft.com/office/drawing/2015/10/21/chartex" xmlns:cx3="http://schemas.microsoft.com/office/drawing/2016/5/9/chartex" xmlns:cx4="http://schemas.microsoft.com/office/drawing/2016/5/10/chartex" xmlns:cx5="http://schemas.microsoft.com/office/drawing/2016/5/11/chartex" xmlns:cx6="http://schemas.microsoft.com/office/drawing/2016/5/12/chartex" xmlns:cx7="http://schemas.microsoft.com/office/drawing/2016/5/13/chartex" xmlns:cx8="http://schemas.microsoft.com/office/drawing/2016/5/14/chartex" xmlns:mc="http://schemas.openxmlformats.org/markup-compatibility/2006" xmlns:aink="http://schemas.microsoft.com/office/drawing/2016/ink" xmlns:am3d="http://schemas.microsoft.com/office/drawing/2017/model3d" xmlns:o="urn:schemas-microsoft-com:office:office" xmlns:oel="http://schemas.microsoft.com/office/2019/extlst" xmlns:r="http://schemas.openxmlformats.org/officeDocument/2006/relationships" xmlns:m="http://schemas.openxmlformats.org/officeDocument/2006/math" xmlns:v="urn:schemas-microsoft-com:vml" xmlns:wp14="http://schemas.microsoft.com/office/word/2010/wordprocessingDrawing" xmlns:wp="http://schemas.openxmlformats.org/drawingml/2006/wordprocessingDrawing" xmlns:w10="urn:schemas-microsoft-com:office:word" xmlns:w="http://schemas.openxmlformats.org/wordprocessingml/2006/main" xmlns:w14="http://schemas.microsoft.com/office/word/2010/wordml" xmlns:w15="http://schemas.microsoft.com/office/word/2012/wordml" xmlns:w16cex="http://schemas.microsoft.com/office/word/2018/wordml/cex" xmlns:w16cid="http://schemas.microsoft.com/office/word/2016/wordml/cid" xmlns:w16="http://schemas.microsoft.com/office/word/2018/wordml" xmlns:w16du="http://schemas.microsoft.com/office/word/2023/wordml/word16du" xmlns:w16sdtdh="http://schemas.microsoft.com/office/word/2020/wordml/sdtdatahash" xmlns:w16sdtfl="http://schemas.microsoft.com/office/word/2024/wordml/sdtformatlock" xmlns:w16se="http://schemas.microsoft.com/office/word/2015/wordml/symex" xmlns:wpg="http://schemas.microsoft.com/office/word/2010/wordprocessingGroup" xmlns:wpi="http://schemas.microsoft.com/office/word/2010/wordprocessingInk" xmlns:wne="http://schemas.microsoft.com/office/word/2006/wordml" xmlns:wps="http://schemas.microsoft.com/office/word/2010/wordprocessingShape" mc:Ignorable="w14 w15 w16se w16cid w16 w16cex w16sdtdh w16sdtfl w16du wp14">
   <w:p>
     <w:pPr>
       <w:pStyle w:val="Footer"/>
@@ -389,7 +398,7 @@
 </file>
 
 <file path=word/footnotes.xml><?xml version="1.0" encoding="utf-8"?>
-<w:footnotes xmlns:wpc="http://schemas.microsoft.com/office/word/2010/wordprocessingCanvas" xmlns:cx="http://schemas.microsoft.com/office/drawing/2014/chartex" xmlns:cx1="http://schemas.microsoft.com/office/drawing/2015/9/8/chartex" xmlns:cx2="http://schemas.microsoft.com/office/drawing/2015/10/21/chartex" xmlns:cx3="http://schemas.microsoft.com/office/drawing/2016/5/9/chartex" xmlns:cx4="http://schemas.microsoft.com/office/drawing/2016/5/10/chartex" xmlns:cx5="http://schemas.microsoft.com/office/drawing/2016/5/11/chartex" xmlns:cx6="http://schemas.microsoft.com/office/drawing/2016/5/12/chartex" xmlns:cx7="http://schemas.microsoft.com/office/drawing/2016/5/13/chartex" xmlns:cx8="http://schemas.microsoft.com/office/drawing/2016/5/14/chartex" xmlns:mc="http://schemas.openxmlformats.org/markup-compatibility/2006" xmlns:aink="http://schemas.microsoft.com/office/drawing/2016/ink" xmlns:am3d="http://schemas.microsoft.com/office/drawing/2017/model3d" xmlns:o="urn:schemas-microsoft-com:office:office" xmlns:oel="http://schemas.microsoft.com/office/2019/extlst" xmlns:r="http://schemas.openxmlformats.org/officeDocument/2006/relationships" xmlns:m="http://schemas.openxmlformats.org/officeDocument/2006/math" xmlns:v="urn:schemas-microsoft-com:vml" xmlns:wp14="http://schemas.microsoft.com/office/word/2010/wordprocessingDrawing" xmlns:wp="http://schemas.openxmlformats.org/drawingml/2006/wordprocessingDrawing" xmlns:w10="urn:schemas-microsoft-com:office:word" xmlns:w="http://schemas.openxmlformats.org/wordprocessingml/2006/main" xmlns:w14="http://schemas.microsoft.com/office/word/2010/wordml" xmlns:w15="http://schemas.microsoft.com/office/word/2012/wordml" xmlns:w16cex="http://schemas.microsoft.com/office/word/2018/wordml/cex" xmlns:w16cid="http://schemas.microsoft.com/office/word/2016/wordml/cid" xmlns:w16="http://schemas.microsoft.com/office/word/2018/wordml" xmlns:w16sdtdh="http://schemas.microsoft.com/office/word/2020/wordml/sdtdatahash" xmlns:w16se="http://schemas.microsoft.com/office/word/2015/wordml/symex" xmlns:wpg="http://schemas.microsoft.com/office/word/2010/wordprocessingGroup" xmlns:wpi="http://schemas.microsoft.com/office/word/2010/wordprocessingInk" xmlns:wne="http://schemas.microsoft.com/office/word/2006/wordml" xmlns:wps="http://schemas.microsoft.com/office/word/2010/wordprocessingShape" mc:Ignorable="w14 w15 w16se w16cid w16 w16cex w16sdtdh wp14">
+<w:footnotes xmlns:wpc="http://schemas.microsoft.com/office/word/2010/wordprocessingCanvas" xmlns:cx="http://schemas.microsoft.com/office/drawing/2014/chartex" xmlns:cx1="http://schemas.microsoft.com/office/drawing/2015/9/8/chartex" xmlns:cx2="http://schemas.microsoft.com/office/drawing/2015/10/21/chartex" xmlns:cx3="http://schemas.microsoft.com/office/drawing/2016/5/9/chartex" xmlns:cx4="http://schemas.microsoft.com/office/drawing/2016/5/10/chartex" xmlns:cx5="http://schemas.microsoft.com/office/drawing/2016/5/11/chartex" xmlns:cx6="http://schemas.microsoft.com/office/drawing/2016/5/12/chartex" xmlns:cx7="http://schemas.microsoft.com/office/drawing/2016/5/13/chartex" xmlns:cx8="http://schemas.microsoft.com/office/drawing/2016/5/14/chartex" xmlns:mc="http://schemas.openxmlformats.org/markup-compatibility/2006" xmlns:aink="http://schemas.microsoft.com/office/drawing/2016/ink" xmlns:am3d="http://schemas.microsoft.com/office/drawing/2017/model3d" xmlns:o="urn:schemas-microsoft-com:office:office" xmlns:oel="http://schemas.microsoft.com/office/2019/extlst" xmlns:r="http://schemas.openxmlformats.org/officeDocument/2006/relationships" xmlns:m="http://schemas.openxmlformats.org/officeDocument/2006/math" xmlns:v="urn:schemas-microsoft-com:vml" xmlns:wp14="http://schemas.microsoft.com/office/word/2010/wordprocessingDrawing" xmlns:wp="http://schemas.openxmlformats.org/drawingml/2006/wordprocessingDrawing" xmlns:w10="urn:schemas-microsoft-com:office:word" xmlns:w="http://schemas.openxmlformats.org/wordprocessingml/2006/main" xmlns:w14="http://schemas.microsoft.com/office/word/2010/wordml" xmlns:w15="http://schemas.microsoft.com/office/word/2012/wordml" xmlns:w16cex="http://schemas.microsoft.com/office/word/2018/wordml/cex" xmlns:w16cid="http://schemas.microsoft.com/office/word/2016/wordml/cid" xmlns:w16="http://schemas.microsoft.com/office/word/2018/wordml" xmlns:w16du="http://schemas.microsoft.com/office/word/2023/wordml/word16du" xmlns:w16sdtdh="http://schemas.microsoft.com/office/word/2020/wordml/sdtdatahash" xmlns:w16sdtfl="http://schemas.microsoft.com/office/word/2024/wordml/sdtformatlock" xmlns:w16se="http://schemas.microsoft.com/office/word/2015/wordml/symex" xmlns:wpg="http://schemas.microsoft.com/office/word/2010/wordprocessingGroup" xmlns:wpi="http://schemas.microsoft.com/office/word/2010/wordprocessingInk" xmlns:wne="http://schemas.microsoft.com/office/word/2006/wordml" xmlns:wps="http://schemas.microsoft.com/office/word/2010/wordprocessingShape" mc:Ignorable="w14 w15 w16se w16cid w16 w16cex w16sdtdh w16sdtfl w16du wp14">
   <w:footnote w:type="separator" w:id="-1">
     <w:p>
       <w:pPr>
@@ -414,7 +423,7 @@
 </file>
 
 <file path=word/header1.xml><?xml version="1.0" encoding="utf-8"?>
-<w:hdr xmlns:wpc="http://schemas.microsoft.com/office/word/2010/wordprocessingCanvas" xmlns:cx="http://schemas.microsoft.com/office/drawing/2014/chartex" xmlns:cx1="http://schemas.microsoft.com/office/drawing/2015/9/8/chartex" xmlns:cx2="http://schemas.microsoft.com/office/drawing/2015/10/21/chartex" xmlns:cx3="http://schemas.microsoft.com/office/drawing/2016/5/9/chartex" xmlns:cx4="http://schemas.microsoft.com/office/drawing/2016/5/10/chartex" xmlns:cx5="http://schemas.microsoft.com/office/drawing/2016/5/11/chartex" xmlns:cx6="http://schemas.microsoft.com/office/drawing/2016/5/12/chartex" xmlns:cx7="http://schemas.microsoft.com/office/drawing/2016/5/13/chartex" xmlns:cx8="http://schemas.microsoft.com/office/drawing/2016/5/14/chartex" xmlns:mc="http://schemas.openxmlformats.org/markup-compatibility/2006" xmlns:aink="http://schemas.microsoft.com/office/drawing/2016/ink" xmlns:am3d="http://schemas.microsoft.com/office/drawing/2017/model3d" xmlns:o="urn:schemas-microsoft-com:office:office" xmlns:oel="http://schemas.microsoft.com/office/2019/extlst" xmlns:r="http://schemas.openxmlformats.org/officeDocument/2006/relationships" xmlns:m="http://schemas.openxmlformats.org/officeDocument/2006/math" xmlns:v="urn:schemas-microsoft-com:vml" xmlns:wp14="http://schemas.microsoft.com/office/word/2010/wordprocessingDrawing" xmlns:wp="http://schemas.openxmlformats.org/drawingml/2006/wordprocessingDrawing" xmlns:w10="urn:schemas-microsoft-com:office:word" xmlns:w="http://schemas.openxmlformats.org/wordprocessingml/2006/main" xmlns:w14="http://schemas.microsoft.com/office/word/2010/wordml" xmlns:w15="http://schemas.microsoft.com/office/word/2012/wordml" xmlns:w16cex="http://schemas.microsoft.com/office/word/2018/wordml/cex" xmlns:w16cid="http://schemas.microsoft.com/office/word/2016/wordml/cid" xmlns:w16="http://schemas.microsoft.com/office/word/2018/wordml" xmlns:w16sdtdh="http://schemas.microsoft.com/office/word/2020/wordml/sdtdatahash" xmlns:w16se="http://schemas.microsoft.com/office/word/2015/wordml/symex" xmlns:wpg="http://schemas.microsoft.com/office/word/2010/wordprocessingGroup" xmlns:wpi="http://schemas.microsoft.com/office/word/2010/wordprocessingInk" xmlns:wne="http://schemas.microsoft.com/office/word/2006/wordml" xmlns:wps="http://schemas.microsoft.com/office/word/2010/wordprocessingShape" mc:Ignorable="w14 w15 w16se w16cid w16 w16cex w16sdtdh wp14">
+<w:hdr xmlns:wpc="http://schemas.microsoft.com/office/word/2010/wordprocessingCanvas" xmlns:cx="http://schemas.microsoft.com/office/drawing/2014/chartex" xmlns:cx1="http://schemas.microsoft.com/office/drawing/2015/9/8/chartex" xmlns:cx2="http://schemas.microsoft.com/office/drawing/2015/10/21/chartex" xmlns:cx3="http://schemas.microsoft.com/office/drawing/2016/5/9/chartex" xmlns:cx4="http://schemas.microsoft.com/office/drawing/2016/5/10/chartex" xmlns:cx5="http://schemas.microsoft.com/office/drawing/2016/5/11/chartex" xmlns:cx6="http://schemas.microsoft.com/office/drawing/2016/5/12/chartex" xmlns:cx7="http://schemas.microsoft.com/office/drawing/2016/5/13/chartex" xmlns:cx8="http://schemas.microsoft.com/office/drawing/2016/5/14/chartex" xmlns:mc="http://schemas.openxmlformats.org/markup-compatibility/2006" xmlns:aink="http://schemas.microsoft.com/office/drawing/2016/ink" xmlns:am3d="http://schemas.microsoft.com/office/drawing/2017/model3d" xmlns:o="urn:schemas-microsoft-com:office:office" xmlns:oel="http://schemas.microsoft.com/office/2019/extlst" xmlns:r="http://schemas.openxmlformats.org/officeDocument/2006/relationships" xmlns:m="http://schemas.openxmlformats.org/officeDocument/2006/math" xmlns:v="urn:schemas-microsoft-com:vml" xmlns:wp14="http://schemas.microsoft.com/office/word/2010/wordprocessingDrawing" xmlns:wp="http://schemas.openxmlformats.org/drawingml/2006/wordprocessingDrawing" xmlns:w10="urn:schemas-microsoft-com:office:word" xmlns:w="http://schemas.openxmlformats.org/wordprocessingml/2006/main" xmlns:w14="http://schemas.microsoft.com/office/word/2010/wordml" xmlns:w15="http://schemas.microsoft.com/office/word/2012/wordml" xmlns:w16cex="http://schemas.microsoft.com/office/word/2018/wordml/cex" xmlns:w16cid="http://schemas.microsoft.com/office/word/2016/wordml/cid" xmlns:w16="http://schemas.microsoft.com/office/word/2018/wordml" xmlns:w16du="http://schemas.microsoft.com/office/word/2023/wordml/word16du" xmlns:w16sdtdh="http://schemas.microsoft.com/office/word/2020/wordml/sdtdatahash" xmlns:w16sdtfl="http://schemas.microsoft.com/office/word/2024/wordml/sdtformatlock" xmlns:w16se="http://schemas.microsoft.com/office/word/2015/wordml/symex" xmlns:wpg="http://schemas.microsoft.com/office/word/2010/wordprocessingGroup" xmlns:wpi="http://schemas.microsoft.com/office/word/2010/wordprocessingInk" xmlns:wne="http://schemas.microsoft.com/office/word/2006/wordml" xmlns:wps="http://schemas.microsoft.com/office/word/2010/wordprocessingShape" mc:Ignorable="w14 w15 w16se w16cid w16 w16cex w16sdtdh w16sdtfl w16du wp14">
   <w:p>
     <w:pPr>
       <w:pStyle w:val="Header"/>
@@ -424,7 +433,7 @@
 </file>
 
 <file path=word/header2.xml><?xml version="1.0" encoding="utf-8"?>
-<w:hdr xmlns:wpc="http://schemas.microsoft.com/office/word/2010/wordprocessingCanvas" xmlns:cx="http://schemas.microsoft.com/office/drawing/2014/chartex" xmlns:cx1="http://schemas.microsoft.com/office/drawing/2015/9/8/chartex" xmlns:cx2="http://schemas.microsoft.com/office/drawing/2015/10/21/chartex" xmlns:cx3="http://schemas.microsoft.com/office/drawing/2016/5/9/chartex" xmlns:cx4="http://schemas.microsoft.com/office/drawing/2016/5/10/chartex" xmlns:cx5="http://schemas.microsoft.com/office/drawing/2016/5/11/chartex" xmlns:cx6="http://schemas.microsoft.com/office/drawing/2016/5/12/chartex" xmlns:cx7="http://schemas.microsoft.com/office/drawing/2016/5/13/chartex" xmlns:cx8="http://schemas.microsoft.com/office/drawing/2016/5/14/chartex" xmlns:mc="http://schemas.openxmlformats.org/markup-compatibility/2006" xmlns:aink="http://schemas.microsoft.com/office/drawing/2016/ink" xmlns:am3d="http://schemas.microsoft.com/office/drawing/2017/model3d" xmlns:o="urn:schemas-microsoft-com:office:office" xmlns:oel="http://schemas.microsoft.com/office/2019/extlst" xmlns:r="http://schemas.openxmlformats.org/officeDocument/2006/relationships" xmlns:m="http://schemas.openxmlformats.org/officeDocument/2006/math" xmlns:v="urn:schemas-microsoft-com:vml" xmlns:wp14="http://schemas.microsoft.com/office/word/2010/wordprocessingDrawing" xmlns:wp="http://schemas.openxmlformats.org/drawingml/2006/wordprocessingDrawing" xmlns:w10="urn:schemas-microsoft-com:office:word" xmlns:w="http://schemas.openxmlformats.org/wordprocessingml/2006/main" xmlns:w14="http://schemas.microsoft.com/office/word/2010/wordml" xmlns:w15="http://schemas.microsoft.com/office/word/2012/wordml" xmlns:w16cex="http://schemas.microsoft.com/office/word/2018/wordml/cex" xmlns:w16cid="http://schemas.microsoft.com/office/word/2016/wordml/cid" xmlns:w16="http://schemas.microsoft.com/office/word/2018/wordml" xmlns:w16sdtdh="http://schemas.microsoft.com/office/word/2020/wordml/sdtdatahash" xmlns:w16se="http://schemas.microsoft.com/office/word/2015/wordml/symex" xmlns:wpg="http://schemas.microsoft.com/office/word/2010/wordprocessingGroup" xmlns:wpi="http://schemas.microsoft.com/office/word/2010/wordprocessingInk" xmlns:wne="http://schemas.microsoft.com/office/word/2006/wordml" xmlns:wps="http://schemas.microsoft.com/office/word/2010/wordprocessingShape" mc:Ignorable="w14 w15 w16se w16cid w16 w16cex w16sdtdh wp14">
+<w:hdr xmlns:wpc="http://schemas.microsoft.com/office/word/2010/wordprocessingCanvas" xmlns:cx="http://schemas.microsoft.com/office/drawing/2014/chartex" xmlns:cx1="http://schemas.microsoft.com/office/drawing/2015/9/8/chartex" xmlns:cx2="http://schemas.microsoft.com/office/drawing/2015/10/21/chartex" xmlns:cx3="http://schemas.microsoft.com/office/drawing/2016/5/9/chartex" xmlns:cx4="http://schemas.microsoft.com/office/drawing/2016/5/10/chartex" xmlns:cx5="http://schemas.microsoft.com/office/drawing/2016/5/11/chartex" xmlns:cx6="http://schemas.microsoft.com/office/drawing/2016/5/12/chartex" xmlns:cx7="http://schemas.microsoft.com/office/drawing/2016/5/13/chartex" xmlns:cx8="http://schemas.microsoft.com/office/drawing/2016/5/14/chartex" xmlns:mc="http://schemas.openxmlformats.org/markup-compatibility/2006" xmlns:aink="http://schemas.microsoft.com/office/drawing/2016/ink" xmlns:am3d="http://schemas.microsoft.com/office/drawing/2017/model3d" xmlns:o="urn:schemas-microsoft-com:office:office" xmlns:oel="http://schemas.microsoft.com/office/2019/extlst" xmlns:r="http://schemas.openxmlformats.org/officeDocument/2006/relationships" xmlns:m="http://schemas.openxmlformats.org/officeDocument/2006/math" xmlns:v="urn:schemas-microsoft-com:vml" xmlns:wp14="http://schemas.microsoft.com/office/word/2010/wordprocessingDrawing" xmlns:wp="http://schemas.openxmlformats.org/drawingml/2006/wordprocessingDrawing" xmlns:w10="urn:schemas-microsoft-com:office:word" xmlns:w="http://schemas.openxmlformats.org/wordprocessingml/2006/main" xmlns:w14="http://schemas.microsoft.com/office/word/2010/wordml" xmlns:w15="http://schemas.microsoft.com/office/word/2012/wordml" xmlns:w16cex="http://schemas.microsoft.com/office/word/2018/wordml/cex" xmlns:w16cid="http://schemas.microsoft.com/office/word/2016/wordml/cid" xmlns:w16="http://schemas.microsoft.com/office/word/2018/wordml" xmlns:w16du="http://schemas.microsoft.com/office/word/2023/wordml/word16du" xmlns:w16sdtdh="http://schemas.microsoft.com/office/word/2020/wordml/sdtdatahash" xmlns:w16sdtfl="http://schemas.microsoft.com/office/word/2024/wordml/sdtformatlock" xmlns:w16se="http://schemas.microsoft.com/office/word/2015/wordml/symex" xmlns:wpg="http://schemas.microsoft.com/office/word/2010/wordprocessingGroup" xmlns:wpi="http://schemas.microsoft.com/office/word/2010/wordprocessingInk" xmlns:wne="http://schemas.microsoft.com/office/word/2006/wordml" xmlns:wps="http://schemas.microsoft.com/office/word/2010/wordprocessingShape" mc:Ignorable="w14 w15 w16se w16cid w16 w16cex w16sdtdh w16sdtfl w16du wp14">
   <w:p>
     <w:pPr>
       <w:pStyle w:val="Header"/>
@@ -435,7 +444,7 @@
 </file>
 
 <file path=word/header3.xml><?xml version="1.0" encoding="utf-8"?>
-<w:hdr xmlns:wpc="http://schemas.microsoft.com/office/word/2010/wordprocessingCanvas" xmlns:cx="http://schemas.microsoft.com/office/drawing/2014/chartex" xmlns:cx1="http://schemas.microsoft.com/office/drawing/2015/9/8/chartex" xmlns:cx2="http://schemas.microsoft.com/office/drawing/2015/10/21/chartex" xmlns:cx3="http://schemas.microsoft.com/office/drawing/2016/5/9/chartex" xmlns:cx4="http://schemas.microsoft.com/office/drawing/2016/5/10/chartex" xmlns:cx5="http://schemas.microsoft.com/office/drawing/2016/5/11/chartex" xmlns:cx6="http://schemas.microsoft.com/office/drawing/2016/5/12/chartex" xmlns:cx7="http://schemas.microsoft.com/office/drawing/2016/5/13/chartex" xmlns:cx8="http://schemas.microsoft.com/office/drawing/2016/5/14/chartex" xmlns:mc="http://schemas.openxmlformats.org/markup-compatibility/2006" xmlns:aink="http://schemas.microsoft.com/office/drawing/2016/ink" xmlns:am3d="http://schemas.microsoft.com/office/drawing/2017/model3d" xmlns:o="urn:schemas-microsoft-com:office:office" xmlns:oel="http://schemas.microsoft.com/office/2019/extlst" xmlns:r="http://schemas.openxmlformats.org/officeDocument/2006/relationships" xmlns:m="http://schemas.openxmlformats.org/officeDocument/2006/math" xmlns:v="urn:schemas-microsoft-com:vml" xmlns:wp14="http://schemas.microsoft.com/office/word/2010/wordprocessingDrawing" xmlns:wp="http://schemas.openxmlformats.org/drawingml/2006/wordprocessingDrawing" xmlns:w10="urn:schemas-microsoft-com:office:word" xmlns:w="http://schemas.openxmlformats.org/wordprocessingml/2006/main" xmlns:w14="http://schemas.microsoft.com/office/word/2010/wordml" xmlns:w15="http://schemas.microsoft.com/office/word/2012/wordml" xmlns:w16cex="http://schemas.microsoft.com/office/word/2018/wordml/cex" xmlns:w16cid="http://schemas.microsoft.com/office/word/2016/wordml/cid" xmlns:w16="http://schemas.microsoft.com/office/word/2018/wordml" xmlns:w16sdtdh="http://schemas.microsoft.com/office/word/2020/wordml/sdtdatahash" xmlns:w16se="http://schemas.microsoft.com/office/word/2015/wordml/symex" xmlns:wpg="http://schemas.microsoft.com/office/word/2010/wordprocessingGroup" xmlns:wpi="http://schemas.microsoft.com/office/word/2010/wordprocessingInk" xmlns:wne="http://schemas.microsoft.com/office/word/2006/wordml" xmlns:wps="http://schemas.microsoft.com/office/word/2010/wordprocessingShape" mc:Ignorable="w14 w15 w16se w16cid w16 w16cex w16sdtdh wp14">
+<w:hdr xmlns:wpc="http://schemas.microsoft.com/office/word/2010/wordprocessingCanvas" xmlns:cx="http://schemas.microsoft.com/office/drawing/2014/chartex" xmlns:cx1="http://schemas.microsoft.com/office/drawing/2015/9/8/chartex" xmlns:cx2="http://schemas.microsoft.com/office/drawing/2015/10/21/chartex" xmlns:cx3="http://schemas.microsoft.com/office/drawing/2016/5/9/chartex" xmlns:cx4="http://schemas.microsoft.com/office/drawing/2016/5/10/chartex" xmlns:cx5="http://schemas.microsoft.com/office/drawing/2016/5/11/chartex" xmlns:cx6="http://schemas.microsoft.com/office/drawing/2016/5/12/chartex" xmlns:cx7="http://schemas.microsoft.com/office/drawing/2016/5/13/chartex" xmlns:cx8="http://schemas.microsoft.com/office/drawing/2016/5/14/chartex" xmlns:mc="http://schemas.openxmlformats.org/markup-compatibility/2006" xmlns:aink="http://schemas.microsoft.com/office/drawing/2016/ink" xmlns:am3d="http://schemas.microsoft.com/office/drawing/2017/model3d" xmlns:o="urn:schemas-microsoft-com:office:office" xmlns:oel="http://schemas.microsoft.com/office/2019/extlst" xmlns:r="http://schemas.openxmlformats.org/officeDocument/2006/relationships" xmlns:m="http://schemas.openxmlformats.org/officeDocument/2006/math" xmlns:v="urn:schemas-microsoft-com:vml" xmlns:wp14="http://schemas.microsoft.com/office/word/2010/wordprocessingDrawing" xmlns:wp="http://schemas.openxmlformats.org/drawingml/2006/wordprocessingDrawing" xmlns:w10="urn:schemas-microsoft-com:office:word" xmlns:w="http://schemas.openxmlformats.org/wordprocessingml/2006/main" xmlns:w14="http://schemas.microsoft.com/office/word/2010/wordml" xmlns:w15="http://schemas.microsoft.com/office/word/2012/wordml" xmlns:w16cex="http://schemas.microsoft.com/office/word/2018/wordml/cex" xmlns:w16cid="http://schemas.microsoft.com/office/word/2016/wordml/cid" xmlns:w16="http://schemas.microsoft.com/office/word/2018/wordml" xmlns:w16du="http://schemas.microsoft.com/office/word/2023/wordml/word16du" xmlns:w16sdtdh="http://schemas.microsoft.com/office/word/2020/wordml/sdtdatahash" xmlns:w16sdtfl="http://schemas.microsoft.com/office/word/2024/wordml/sdtformatlock" xmlns:w16se="http://schemas.microsoft.com/office/word/2015/wordml/symex" xmlns:wpg="http://schemas.microsoft.com/office/word/2010/wordprocessingGroup" xmlns:wpi="http://schemas.microsoft.com/office/word/2010/wordprocessingInk" xmlns:wne="http://schemas.microsoft.com/office/word/2006/wordml" xmlns:wps="http://schemas.microsoft.com/office/word/2010/wordprocessingShape" mc:Ignorable="w14 w15 w16se w16cid w16 w16cex w16sdtdh w16sdtfl w16du wp14">
   <w:p>
     <w:pPr>
       <w:pStyle w:val="Header"/>
@@ -444,7 +453,7 @@
     <w:r>
       <w:tab/>
       <w:tab/>
-      <w:t>2026-06-17</w:t>
+      <w:t>2026-06-18</w:t>
       <w:br/>
       <w:br/>
     </w:r>
@@ -457,7 +466,7 @@
 </file>
 
 <file path=word/numbering.xml><?xml version="1.0" encoding="utf-8"?>
-<w:numbering xmlns:wpc="http://schemas.microsoft.com/office/word/2010/wordprocessingCanvas" xmlns:cx="http://schemas.microsoft.com/office/drawing/2014/chartex" xmlns:cx1="http://schemas.microsoft.com/office/drawing/2015/9/8/chartex" xmlns:cx2="http://schemas.microsoft.com/office/drawing/2015/10/21/chartex" xmlns:cx3="http://schemas.microsoft.com/office/drawing/2016/5/9/chartex" xmlns:cx4="http://schemas.microsoft.com/office/drawing/2016/5/10/chartex" xmlns:cx5="http://schemas.microsoft.com/office/drawing/2016/5/11/chartex" xmlns:cx6="http://schemas.microsoft.com/office/drawing/2016/5/12/chartex" xmlns:cx7="http://schemas.microsoft.com/office/drawing/2016/5/13/chartex" xmlns:cx8="http://schemas.microsoft.com/office/drawing/2016/5/14/chartex" xmlns:mc="http://schemas.openxmlformats.org/markup-compatibility/2006" xmlns:aink="http://schemas.microsoft.com/office/drawing/2016/ink" xmlns:am3d="http://schemas.microsoft.com/office/drawing/2017/model3d" xmlns:o="urn:schemas-microsoft-com:office:office" xmlns:oel="http://schemas.microsoft.com/office/2019/extlst" xmlns:r="http://schemas.openxmlformats.org/officeDocument/2006/relationships" xmlns:m="http://schemas.openxmlformats.org/officeDocument/2006/math" xmlns:v="urn:schemas-microsoft-com:vml" xmlns:wp14="http://schemas.microsoft.com/office/word/2010/wordprocessingDrawing" xmlns:wp="http://schemas.openxmlformats.org/drawingml/2006/wordprocessingDrawing" xmlns:w10="urn:schemas-microsoft-com:office:word" xmlns:w="http://schemas.openxmlformats.org/wordprocessingml/2006/main" xmlns:w14="http://schemas.microsoft.com/office/word/2010/wordml" xmlns:w15="http://schemas.microsoft.com/office/word/2012/wordml" xmlns:w16cex="http://schemas.microsoft.com/office/word/2018/wordml/cex" xmlns:w16cid="http://schemas.microsoft.com/office/word/2016/wordml/cid" xmlns:w16="http://schemas.microsoft.com/office/word/2018/wordml" xmlns:w16sdtdh="http://schemas.microsoft.com/office/word/2020/wordml/sdtdatahash" xmlns:w16se="http://schemas.microsoft.com/office/word/2015/wordml/symex" xmlns:wpg="http://schemas.microsoft.com/office/word/2010/wordprocessingGroup" xmlns:wpi="http://schemas.microsoft.com/office/word/2010/wordprocessingInk" xmlns:wne="http://schemas.microsoft.com/office/word/2006/wordml" xmlns:wps="http://schemas.microsoft.com/office/word/2010/wordprocessingShape" mc:Ignorable="w14 w15 w16se w16cid w16 w16cex w16sdtdh wp14">
+<w:numbering xmlns:wpc="http://schemas.microsoft.com/office/word/2010/wordprocessingCanvas" xmlns:cx="http://schemas.microsoft.com/office/drawing/2014/chartex" xmlns:cx1="http://schemas.microsoft.com/office/drawing/2015/9/8/chartex" xmlns:cx2="http://schemas.microsoft.com/office/drawing/2015/10/21/chartex" xmlns:cx3="http://schemas.microsoft.com/office/drawing/2016/5/9/chartex" xmlns:cx4="http://schemas.microsoft.com/office/drawing/2016/5/10/chartex" xmlns:cx5="http://schemas.microsoft.com/office/drawing/2016/5/11/chartex" xmlns:cx6="http://schemas.microsoft.com/office/drawing/2016/5/12/chartex" xmlns:cx7="http://schemas.microsoft.com/office/drawing/2016/5/13/chartex" xmlns:cx8="http://schemas.microsoft.com/office/drawing/2016/5/14/chartex" xmlns:mc="http://schemas.openxmlformats.org/markup-compatibility/2006" xmlns:aink="http://schemas.microsoft.com/office/drawing/2016/ink" xmlns:am3d="http://schemas.microsoft.com/office/drawing/2017/model3d" xmlns:o="urn:schemas-microsoft-com:office:office" xmlns:oel="http://schemas.microsoft.com/office/2019/extlst" xmlns:r="http://schemas.openxmlformats.org/officeDocument/2006/relationships" xmlns:m="http://schemas.openxmlformats.org/officeDocument/2006/math" xmlns:v="urn:schemas-microsoft-com:vml" xmlns:wp14="http://schemas.microsoft.com/office/word/2010/wordprocessingDrawing" xmlns:wp="http://schemas.openxmlformats.org/drawingml/2006/wordprocessingDrawing" xmlns:w10="urn:schemas-microsoft-com:office:word" xmlns:w="http://schemas.openxmlformats.org/wordprocessingml/2006/main" xmlns:w14="http://schemas.microsoft.com/office/word/2010/wordml" xmlns:w15="http://schemas.microsoft.com/office/word/2012/wordml" xmlns:w16cex="http://schemas.microsoft.com/office/word/2018/wordml/cex" xmlns:w16cid="http://schemas.microsoft.com/office/word/2016/wordml/cid" xmlns:w16="http://schemas.microsoft.com/office/word/2018/wordml" xmlns:w16du="http://schemas.microsoft.com/office/word/2023/wordml/word16du" xmlns:w16sdtdh="http://schemas.microsoft.com/office/word/2020/wordml/sdtdatahash" xmlns:w16sdtfl="http://schemas.microsoft.com/office/word/2024/wordml/sdtformatlock" xmlns:w16se="http://schemas.microsoft.com/office/word/2015/wordml/symex" xmlns:wpg="http://schemas.microsoft.com/office/word/2010/wordprocessingGroup" xmlns:wpi="http://schemas.microsoft.com/office/word/2010/wordprocessingInk" xmlns:wne="http://schemas.microsoft.com/office/word/2006/wordml" xmlns:wps="http://schemas.microsoft.com/office/word/2010/wordprocessingShape" mc:Ignorable="w14 w15 w16se w16cid w16 w16cex w16sdtdh w16sdtfl w16du wp14">
   <w:abstractNum w:abstractNumId="0" w15:restartNumberingAfterBreak="0">
     <w:nsid w:val="FFFFFF7C"/>
     <w:multiLevelType w:val="singleLevel"/>
@@ -660,7 +669,7 @@
 </file>
 
 <file path=word/styles.xml><?xml version="1.0" encoding="utf-8"?>
-<w:styles xmlns:mc="http://schemas.openxmlformats.org/markup-compatibility/2006" xmlns:r="http://schemas.openxmlformats.org/officeDocument/2006/relationships" xmlns:w="http://schemas.openxmlformats.org/wordprocessingml/2006/main" xmlns:w14="http://schemas.microsoft.com/office/word/2010/wordml" xmlns:w15="http://schemas.microsoft.com/office/word/2012/wordml" xmlns:w16cex="http://schemas.microsoft.com/office/word/2018/wordml/cex" xmlns:w16cid="http://schemas.microsoft.com/office/word/2016/wordml/cid" xmlns:w16="http://schemas.microsoft.com/office/word/2018/wordml" xmlns:w16sdtdh="http://schemas.microsoft.com/office/word/2020/wordml/sdtdatahash" xmlns:w16se="http://schemas.microsoft.com/office/word/2015/wordml/symex" mc:Ignorable="w14 w15 w16se w16cid w16 w16cex w16sdtdh">
+<w:styles xmlns:mc="http://schemas.openxmlformats.org/markup-compatibility/2006" xmlns:r="http://schemas.openxmlformats.org/officeDocument/2006/relationships" xmlns:w="http://schemas.openxmlformats.org/wordprocessingml/2006/main" xmlns:w14="http://schemas.microsoft.com/office/word/2010/wordml" xmlns:w15="http://schemas.microsoft.com/office/word/2012/wordml" xmlns:w16cex="http://schemas.microsoft.com/office/word/2018/wordml/cex" xmlns:w16cid="http://schemas.microsoft.com/office/word/2016/wordml/cid" xmlns:w16="http://schemas.microsoft.com/office/word/2018/wordml" xmlns:w16du="http://schemas.microsoft.com/office/word/2023/wordml/word16du" xmlns:w16sdtdh="http://schemas.microsoft.com/office/word/2020/wordml/sdtdatahash" xmlns:w16sdtfl="http://schemas.microsoft.com/office/word/2024/wordml/sdtformatlock" xmlns:w16se="http://schemas.microsoft.com/office/word/2015/wordml/symex" mc:Ignorable="w14 w15 w16se w16cid w16 w16cex w16sdtdh w16sdtfl w16du">
   <w:docDefaults>
     <w:rPrDefault>
       <w:rPr>
@@ -1418,7 +1427,7 @@
     <w:link w:val="TitleChar"/>
     <w:uiPriority w:val="10"/>
     <w:qFormat/>
-    <w:rsid w:val="007106C8"/>
+    <w:rsid w:val="00E854FA"/>
     <w:pPr>
       <w:spacing w:after="300" w:line="240" w:lineRule="auto"/>
       <w:contextualSpacing/>
@@ -1428,7 +1437,7 @@
       <w:rFonts w:eastAsiaTheme="majorEastAsia" w:cstheme="majorBidi"/>
       <w:spacing w:val="5"/>
       <w:kern w:val="28"/>
-      <w:sz w:val="52"/>
+      <w:sz w:val="40"/>
       <w:szCs w:val="52"/>
       <w:lang w:val="sv-SE" w:eastAsia="en-US" w:bidi="ar-SA"/>
     </w:rPr>
@@ -1438,12 +1447,12 @@
     <w:basedOn w:val="DefaultParagraphFont"/>
     <w:link w:val="Title"/>
     <w:uiPriority w:val="10"/>
-    <w:rsid w:val="007106C8"/>
+    <w:rsid w:val="00E854FA"/>
     <w:rPr>
       <w:rFonts w:ascii="Times New Roman" w:eastAsiaTheme="majorEastAsia" w:hAnsi="Times New Roman" w:cstheme="majorBidi"/>
       <w:spacing w:val="5"/>
       <w:kern w:val="28"/>
-      <w:sz w:val="52"/>
+      <w:sz w:val="40"/>
       <w:szCs w:val="52"/>
       <w:lang w:val="sv-SE" w:eastAsia="en-US" w:bidi="ar-SA"/>
     </w:rPr>

--- a/tillsyn/A 27603-2025 tillsynsbegäran.docx
+++ b/tillsyn/A 27603-2025 tillsynsbegäran.docx
@@ -453,7 +453,7 @@
     <w:r>
       <w:tab/>
       <w:tab/>
-      <w:t>2026-06-18</w:t>
+      <w:t>2026-06-19</w:t>
       <w:br/>
       <w:br/>
     </w:r>

--- a/tillsyn/A 27603-2025 tillsynsbegäran.docx
+++ b/tillsyn/A 27603-2025 tillsynsbegäran.docx
@@ -453,7 +453,7 @@
     <w:r>
       <w:tab/>
       <w:tab/>
-      <w:t>2026-06-19</w:t>
+      <w:t>2026-06-20</w:t>
       <w:br/>
       <w:br/>
     </w:r>

--- a/tillsyn/A 27603-2025 tillsynsbegäran.docx
+++ b/tillsyn/A 27603-2025 tillsynsbegäran.docx
@@ -12,10 +12,7 @@
     </w:p>
     <w:p>
       <w:r>
-        <w:t>Detta dokument behandlar höga naturvärden i avverkningsanmälan A 27603-2025 i Bergs kommun som inkom 2025-06-05 och omfattar 11,3 ha.</w:t>
-      </w:r>
-      <w:r>
-        <w:t xml:space="preserve"> I Figur 1 visas fyndplatser för naturvårdsarter i området, som finns registrerade på Artportalen.</w:t>
+        <w:t>Denna tillsynsbegäran behandlar höga naturvärden i avverkningsanmälan A 27603-2025 i Bergs kommun som inkom 2025-06-05 och omfattar 11,3 ha.</w:t>
       </w:r>
     </w:p>
     <w:p>
@@ -63,7 +60,20 @@
         <w:spacing w:after="240"/>
       </w:pPr>
       <w:r>
-        <w:t>Figur 1. Fyndplatser för naturvårdsarter i och inom 10 meter från avverkningsanmälan (röd linje). Inom parentes anges rödlistekategorier, S för signalarter, Tför typiska arter och fridlysningsparagrafer i artskyddsförordningen.Markörer utan svart kant är placerade på fyndplatsen. Markörer med svart kant är placerade vid sidan av fyndplatsen och har ett svart streck som visar fyndplatsens exakta position. Kartans mittpunktskoordinat är N 6971703, E 416881 i SWEREF 99 TM.</w:t>
+        <w:t>Figur 1. Fyndplatser för naturvårdsarter i och inom 10 meter från avverkningsanmälan. Markörer utan svart kant är placerade på fyndplatsen. Markörer med svart kant är placerade vid sidan av fyndplatsen har ett svart streck som visar fyndplatsens exakta position. Kartans mittpunktskoordinat är N 6971703, E 416881 i SWEREF 99 TM.</w:t>
+      </w:r>
+    </w:p>
+    <w:p>
+      <w:r>
+        <w:t>I och inom 10 meter från avverkningsanmälan finns fynd av 3 naturvårdsarter, varav 3 är rödlistade och 2 är typiska (T): lunglav (NT, T), mörk kolflarnlav (NT) och skrovellav (NT, T). Se Figur 1.</w:t>
+      </w:r>
+    </w:p>
+    <w:p>
+      <w:pPr>
+        <w:pStyle w:val="Heading1"/>
+      </w:pPr>
+      <w:r>
+        <w:t>Tillsynsbegäran</w:t>
       </w:r>
     </w:p>
     <w:p>
@@ -77,26 +87,16 @@
       </w:r>
     </w:p>
     <w:p>
-      <w:r>
-        <w:t>Nedan beskrivs fynd av naturvårdsarter som gjorts i det avverkningsanmälda området. I BILAGA 1 finns artfakta om rödlistade arter.</w:t>
-      </w:r>
-    </w:p>
-    <w:p>
       <w:pPr>
         <w:pStyle w:val="Heading1"/>
       </w:pPr>
       <w:r>
-        <w:t>Naturvårdsarter</w:t>
+        <w:t>Naturvårdsarter och fridlysta arter</w:t>
       </w:r>
     </w:p>
     <w:p>
       <w:r>
-        <w:t>I och inom 10 meter från avverkningsanmälan har följande 3 naturvårdsarter hittats: lunglav (NT, T), mörk kolflarnlav (NT) och skrovellav (NT, T). Av dessa är 3 rödlistade. För rödlistade arter har rödlistekategorin angivits inom parentes. Typiska arter inom Natura 2000 som är kopplade till skogsekosystem har markerats med (T).</w:t>
-      </w:r>
-    </w:p>
-    <w:p>
-      <w:r>
-        <w:t>De påträffade naturvårdsarterna är ett tydligt kvitto på att det rör sig om en skog med höga naturvärden.</w:t>
+        <w:t>Nedan följer beskrivningar av de naturvårdsarter och fridlysta arter som har sina livsmiljöer och växtplatser i den avverkningsanmälda skogen. Se även ytterligare artfakta i BILAGA 1. De påträffade naturvårdsarterna är ett tydligt kvitto på att det rör sig om en skog med höga naturvärden.</w:t>
       </w:r>
     </w:p>
     <w:p>
@@ -453,7 +453,7 @@
     <w:r>
       <w:tab/>
       <w:tab/>
-      <w:t>2026-06-20</w:t>
+      <w:t>2026-06-21</w:t>
       <w:br/>
       <w:br/>
     </w:r>

--- a/tillsyn/A 27603-2025 tillsynsbegäran.docx
+++ b/tillsyn/A 27603-2025 tillsynsbegäran.docx
@@ -453,7 +453,7 @@
     <w:r>
       <w:tab/>
       <w:tab/>
-      <w:t>2026-06-21</w:t>
+      <w:t>2026-06-22</w:t>
       <w:br/>
       <w:br/>
     </w:r>

--- a/tillsyn/A 27603-2025 tillsynsbegäran.docx
+++ b/tillsyn/A 27603-2025 tillsynsbegäran.docx
@@ -453,7 +453,7 @@
     <w:r>
       <w:tab/>
       <w:tab/>
-      <w:t>2026-06-22</w:t>
+      <w:t>2026-06-23</w:t>
       <w:br/>
       <w:br/>
     </w:r>

--- a/tillsyn/A 27603-2025 tillsynsbegäran.docx
+++ b/tillsyn/A 27603-2025 tillsynsbegäran.docx
@@ -453,7 +453,7 @@
     <w:r>
       <w:tab/>
       <w:tab/>
-      <w:t>2026-06-23</w:t>
+      <w:t>2026-06-24</w:t>
       <w:br/>
       <w:br/>
     </w:r>

--- a/tillsyn/A 27603-2025 tillsynsbegäran.docx
+++ b/tillsyn/A 27603-2025 tillsynsbegäran.docx
@@ -453,7 +453,7 @@
     <w:r>
       <w:tab/>
       <w:tab/>
-      <w:t>2026-06-24</w:t>
+      <w:t>2026-06-25</w:t>
       <w:br/>
       <w:br/>
     </w:r>

--- a/tillsyn/A 27603-2025 tillsynsbegäran.docx
+++ b/tillsyn/A 27603-2025 tillsynsbegäran.docx
@@ -453,7 +453,7 @@
     <w:r>
       <w:tab/>
       <w:tab/>
-      <w:t>2026-06-25</w:t>
+      <w:t>2026-06-26</w:t>
       <w:br/>
       <w:br/>
     </w:r>

--- a/tillsyn/A 27603-2025 tillsynsbegäran.docx
+++ b/tillsyn/A 27603-2025 tillsynsbegäran.docx
@@ -453,7 +453,7 @@
     <w:r>
       <w:tab/>
       <w:tab/>
-      <w:t>2026-06-26</w:t>
+      <w:t>2026-06-27</w:t>
       <w:br/>
       <w:br/>
     </w:r>

--- a/tillsyn/A 27603-2025 tillsynsbegäran.docx
+++ b/tillsyn/A 27603-2025 tillsynsbegäran.docx
@@ -453,7 +453,7 @@
     <w:r>
       <w:tab/>
       <w:tab/>
-      <w:t>2026-06-27</w:t>
+      <w:t>2026-06-28</w:t>
       <w:br/>
       <w:br/>
     </w:r>

--- a/tillsyn/A 27603-2025 tillsynsbegäran.docx
+++ b/tillsyn/A 27603-2025 tillsynsbegäran.docx
@@ -453,7 +453,7 @@
     <w:r>
       <w:tab/>
       <w:tab/>
-      <w:t>2026-06-28</w:t>
+      <w:t>2026-06-29</w:t>
       <w:br/>
       <w:br/>
     </w:r>

--- a/tillsyn/A 27603-2025 tillsynsbegäran.docx
+++ b/tillsyn/A 27603-2025 tillsynsbegäran.docx
@@ -453,7 +453,7 @@
     <w:r>
       <w:tab/>
       <w:tab/>
-      <w:t>2026-06-29</w:t>
+      <w:t>2026-06-30</w:t>
       <w:br/>
       <w:br/>
     </w:r>

--- a/tillsyn/A 27603-2025 tillsynsbegäran.docx
+++ b/tillsyn/A 27603-2025 tillsynsbegäran.docx
@@ -453,7 +453,7 @@
     <w:r>
       <w:tab/>
       <w:tab/>
-      <w:t>2026-06-30</w:t>
+      <w:t>2026-07-01</w:t>
       <w:br/>
       <w:br/>
     </w:r>

--- a/tillsyn/A 27603-2025 tillsynsbegäran.docx
+++ b/tillsyn/A 27603-2025 tillsynsbegäran.docx
@@ -453,7 +453,7 @@
     <w:r>
       <w:tab/>
       <w:tab/>
-      <w:t>2026-07-01</w:t>
+      <w:t>2026-07-02</w:t>
       <w:br/>
       <w:br/>
     </w:r>

--- a/tillsyn/A 27603-2025 tillsynsbegäran.docx
+++ b/tillsyn/A 27603-2025 tillsynsbegäran.docx
@@ -453,7 +453,7 @@
     <w:r>
       <w:tab/>
       <w:tab/>
-      <w:t>2026-07-13</w:t>
+      <w:t>2026-07-14</w:t>
       <w:br/>
       <w:br/>
     </w:r>

--- a/tillsyn/A 27603-2025 tillsynsbegäran.docx
+++ b/tillsyn/A 27603-2025 tillsynsbegäran.docx
@@ -453,7 +453,7 @@
     <w:r>
       <w:tab/>
       <w:tab/>
-      <w:t>2026-07-14</w:t>
+      <w:t>2026-07-15</w:t>
       <w:br/>
       <w:br/>
     </w:r>

--- a/tillsyn/A 27603-2025 tillsynsbegäran.docx
+++ b/tillsyn/A 27603-2025 tillsynsbegäran.docx
@@ -453,7 +453,7 @@
     <w:r>
       <w:tab/>
       <w:tab/>
-      <w:t>2026-07-15</w:t>
+      <w:t>2026-07-16</w:t>
       <w:br/>
       <w:br/>
     </w:r>

--- a/tillsyn/A 27603-2025 tillsynsbegäran.docx
+++ b/tillsyn/A 27603-2025 tillsynsbegäran.docx
@@ -453,7 +453,7 @@
     <w:r>
       <w:tab/>
       <w:tab/>
-      <w:t>2026-07-16</w:t>
+      <w:t>2026-07-17</w:t>
       <w:br/>
       <w:br/>
     </w:r>

--- a/tillsyn/A 27603-2025 tillsynsbegäran.docx
+++ b/tillsyn/A 27603-2025 tillsynsbegäran.docx
@@ -453,7 +453,7 @@
     <w:r>
       <w:tab/>
       <w:tab/>
-      <w:t>2026-07-17</w:t>
+      <w:t>2026-07-18</w:t>
       <w:br/>
       <w:br/>
     </w:r>

--- a/tillsyn/A 27603-2025 tillsynsbegäran.docx
+++ b/tillsyn/A 27603-2025 tillsynsbegäran.docx
@@ -453,7 +453,7 @@
     <w:r>
       <w:tab/>
       <w:tab/>
-      <w:t>2026-07-18</w:t>
+      <w:t>2026-07-19</w:t>
       <w:br/>
       <w:br/>
     </w:r>

--- a/tillsyn/A 27603-2025 tillsynsbegäran.docx
+++ b/tillsyn/A 27603-2025 tillsynsbegäran.docx
@@ -453,7 +453,7 @@
     <w:r>
       <w:tab/>
       <w:tab/>
-      <w:t>2026-07-19</w:t>
+      <w:t>2026-07-20</w:t>
       <w:br/>
       <w:br/>
     </w:r>

--- a/tillsyn/A 27603-2025 tillsynsbegäran.docx
+++ b/tillsyn/A 27603-2025 tillsynsbegäran.docx
@@ -453,7 +453,7 @@
     <w:r>
       <w:tab/>
       <w:tab/>
-      <w:t>2026-07-20</w:t>
+      <w:t>2026-07-21</w:t>
       <w:br/>
       <w:br/>
     </w:r>

--- a/tillsyn/A 27603-2025 tillsynsbegäran.docx
+++ b/tillsyn/A 27603-2025 tillsynsbegäran.docx
@@ -453,7 +453,7 @@
     <w:r>
       <w:tab/>
       <w:tab/>
-      <w:t>2026-07-21</w:t>
+      <w:t>2026-07-22</w:t>
       <w:br/>
       <w:br/>
     </w:r>

--- a/tillsyn/A 27603-2025 tillsynsbegäran.docx
+++ b/tillsyn/A 27603-2025 tillsynsbegäran.docx
@@ -453,7 +453,7 @@
     <w:r>
       <w:tab/>
       <w:tab/>
-      <w:t>2026-07-22</w:t>
+      <w:t>2026-07-23</w:t>
       <w:br/>
       <w:br/>
     </w:r>

--- a/tillsyn/A 27603-2025 tillsynsbegäran.docx
+++ b/tillsyn/A 27603-2025 tillsynsbegäran.docx
@@ -453,7 +453,7 @@
     <w:r>
       <w:tab/>
       <w:tab/>
-      <w:t>2026-07-23</w:t>
+      <w:t>2026-07-24</w:t>
       <w:br/>
       <w:br/>
     </w:r>

--- a/tillsyn/A 27603-2025 tillsynsbegäran.docx
+++ b/tillsyn/A 27603-2025 tillsynsbegäran.docx
@@ -453,7 +453,7 @@
     <w:r>
       <w:tab/>
       <w:tab/>
-      <w:t>2026-07-24</w:t>
+      <w:t>2026-07-25</w:t>
       <w:br/>
       <w:br/>
     </w:r>

--- a/tillsyn/A 27603-2025 tillsynsbegäran.docx
+++ b/tillsyn/A 27603-2025 tillsynsbegäran.docx
@@ -453,7 +453,7 @@
     <w:r>
       <w:tab/>
       <w:tab/>
-      <w:t>2026-07-25</w:t>
+      <w:t>2026-07-26</w:t>
       <w:br/>
       <w:br/>
     </w:r>

--- a/tillsyn/A 27603-2025 tillsynsbegäran.docx
+++ b/tillsyn/A 27603-2025 tillsynsbegäran.docx
@@ -453,7 +453,7 @@
     <w:r>
       <w:tab/>
       <w:tab/>
-      <w:t>2026-07-26</w:t>
+      <w:t>2026-07-27</w:t>
       <w:br/>
       <w:br/>
     </w:r>

--- a/tillsyn/A 27603-2025 tillsynsbegäran.docx
+++ b/tillsyn/A 27603-2025 tillsynsbegäran.docx
@@ -453,7 +453,7 @@
     <w:r>
       <w:tab/>
       <w:tab/>
-      <w:t>2026-07-27</w:t>
+      <w:t>2026-07-28</w:t>
       <w:br/>
       <w:br/>
     </w:r>

--- a/tillsyn/A 27603-2025 tillsynsbegäran.docx
+++ b/tillsyn/A 27603-2025 tillsynsbegäran.docx
@@ -453,7 +453,7 @@
     <w:r>
       <w:tab/>
       <w:tab/>
-      <w:t>2026-07-28</w:t>
+      <w:t>2026-07-29</w:t>
       <w:br/>
       <w:br/>
     </w:r>

--- a/tillsyn/A 27603-2025 tillsynsbegäran.docx
+++ b/tillsyn/A 27603-2025 tillsynsbegäran.docx
@@ -453,7 +453,7 @@
     <w:r>
       <w:tab/>
       <w:tab/>
-      <w:t>2026-07-29</w:t>
+      <w:t>2026-07-30</w:t>
       <w:br/>
       <w:br/>
     </w:r>

--- a/tillsyn/A 27603-2025 tillsynsbegäran.docx
+++ b/tillsyn/A 27603-2025 tillsynsbegäran.docx
@@ -453,7 +453,7 @@
     <w:r>
       <w:tab/>
       <w:tab/>
-      <w:t>2026-07-30</w:t>
+      <w:t>2026-07-31</w:t>
       <w:br/>
       <w:br/>
     </w:r>

--- a/tillsyn/A 27603-2025 tillsynsbegäran.docx
+++ b/tillsyn/A 27603-2025 tillsynsbegäran.docx
@@ -453,7 +453,7 @@
     <w:r>
       <w:tab/>
       <w:tab/>
-      <w:t>2026-07-31</w:t>
+      <w:t>2026-08-01</w:t>
       <w:br/>
       <w:br/>
     </w:r>

--- a/tillsyn/A 27603-2025 tillsynsbegäran.docx
+++ b/tillsyn/A 27603-2025 tillsynsbegäran.docx
@@ -453,7 +453,7 @@
     <w:r>
       <w:tab/>
       <w:tab/>
-      <w:t>2026-08-01</w:t>
+      <w:t>2026-08-02</w:t>
       <w:br/>
       <w:br/>
     </w:r>

--- a/tillsyn/A 27603-2025 tillsynsbegäran.docx
+++ b/tillsyn/A 27603-2025 tillsynsbegäran.docx
@@ -453,7 +453,7 @@
     <w:r>
       <w:tab/>
       <w:tab/>
-      <w:t>2026-08-02</w:t>
+      <w:t>2026-08-03</w:t>
       <w:br/>
       <w:br/>
     </w:r>

--- a/tillsyn/A 27603-2025 tillsynsbegäran.docx
+++ b/tillsyn/A 27603-2025 tillsynsbegäran.docx
@@ -453,7 +453,7 @@
     <w:r>
       <w:tab/>
       <w:tab/>
-      <w:t>2026-08-03</w:t>
+      <w:t>2026-08-04</w:t>
       <w:br/>
       <w:br/>
     </w:r>

--- a/tillsyn/A 27603-2025 tillsynsbegäran.docx
+++ b/tillsyn/A 27603-2025 tillsynsbegäran.docx
@@ -453,7 +453,7 @@
     <w:r>
       <w:tab/>
       <w:tab/>
-      <w:t>2026-08-04</w:t>
+      <w:t>2026-08-05</w:t>
       <w:br/>
       <w:br/>
     </w:r>

--- a/tillsyn/A 27603-2025 tillsynsbegäran.docx
+++ b/tillsyn/A 27603-2025 tillsynsbegäran.docx
@@ -453,7 +453,7 @@
     <w:r>
       <w:tab/>
       <w:tab/>
-      <w:t>2026-08-05</w:t>
+      <w:t>2026-08-07</w:t>
       <w:br/>
       <w:br/>
     </w:r>

--- a/tillsyn/A 27603-2025 tillsynsbegäran.docx
+++ b/tillsyn/A 27603-2025 tillsynsbegäran.docx
@@ -453,7 +453,7 @@
     <w:r>
       <w:tab/>
       <w:tab/>
-      <w:t>2026-08-07</w:t>
+      <w:t>2026-08-08</w:t>
       <w:br/>
       <w:br/>
     </w:r>

--- a/tillsyn/A 27603-2025 tillsynsbegäran.docx
+++ b/tillsyn/A 27603-2025 tillsynsbegäran.docx
@@ -22,7 +22,7 @@
       <w:r>
         <w:drawing>
           <wp:inline xmlns:a="http://schemas.openxmlformats.org/drawingml/2006/main" xmlns:pic="http://schemas.openxmlformats.org/drawingml/2006/picture">
-            <wp:extent cx="5486400" cy="5181897"/>
+            <wp:extent cx="5486400" cy="5100774"/>
             <wp:docPr id="1" name="Picture 1"/>
             <wp:cNvGraphicFramePr>
               <a:graphicFrameLocks noChangeAspect="1"/>
@@ -43,7 +43,7 @@
                   <pic:spPr>
                     <a:xfrm>
                       <a:off x="0" y="0"/>
-                      <a:ext cx="5486400" cy="5181897"/>
+                      <a:ext cx="5486400" cy="5100774"/>
                     </a:xfrm>
                     <a:prstGeom prst="rect"/>
                   </pic:spPr>
@@ -60,12 +60,12 @@
         <w:spacing w:after="240"/>
       </w:pPr>
       <w:r>
-        <w:t>Figur 1. Fyndplatser för naturvårdsarter i och inom 10 meter från avverkningsanmälan. Markörer utan svart kant är placerade på fyndplatsen. Markörer med svart kant är placerade vid sidan av fyndplatsen har ett svart streck som visar fyndplatsens exakta position. Kartans mittpunktskoordinat är N 6971703, E 416881 i SWEREF 99 TM.</w:t>
+        <w:t>Figur 1. Fyndplatser för naturvårdsarter i och inom 10 meter från avverkningsanmälan. Markörer utan svart kant är placerade på fyndplatsen. Markörer med svart kant är placerade vid sidan av fyndplatsen och har ett svart streck som visar fyndplatsens exakta position. Kartans mittpunktskoordinat är N 6971703, E 416881 i SWEREF 99 TM.</w:t>
       </w:r>
     </w:p>
     <w:p>
       <w:r>
-        <w:t>I och inom 10 meter från avverkningsanmälan finns fynd av 3 naturvårdsarter, varav 3 är rödlistade och 2 är typiska (T): lunglav (NT, T), mörk kolflarnlav (NT) och skrovellav (NT, T). Se Figur 1.</w:t>
+        <w:t>I och inom 10 meter från avverkningsanmälan finns fynd av 7 naturvårdsarter, varav 7 är rödlistade och 4 är typiska (T): gräddporing (VU, T), blanksvart spiklav (NT), lunglav (NT, T), mörk kolflarnlav (NT), skrovellav (NT, T), vedflamlav (NT) och vedskivlav (NT, T). Se Figur 1.</w:t>
       </w:r>
     </w:p>
     <w:p>
@@ -97,6 +97,37 @@
     <w:p>
       <w:r>
         <w:t>Nedan följer beskrivningar av de naturvårdsarter och fridlysta arter som har sina livsmiljöer och växtplatser i den avverkningsanmälda skogen. Se även ytterligare artfakta i BILAGA 1. De påträffade naturvårdsarterna är ett tydligt kvitto på att det rör sig om en skog med höga naturvärden.</w:t>
+      </w:r>
+    </w:p>
+    <w:p>
+      <w:r>
+        <w:rPr>
+          <w:b/>
+        </w:rPr>
+        <w:t>Gräddporing (VU)</w:t>
+      </w:r>
+      <w:r>
+        <w:t xml:space="preserve"> växer nästan enbart i urskogsartad barrskog på gamla, kraftigt murkna, grova och mossbelupna tallågor i något fuktiga och skuggiga lägen. Arten är placerad högst upp i Skogsstyrelsens värdepyramid för bedömning av skog med höga naturvärden och indikerar gamla och relativt orörda tallnaturskogar med höga naturvärden där det under låg tid kontinuerligt funnits inslag av grova tallågor. För att på sikt hejda artens vikande trend behöver merparten av gräddporingens nu kända växtplatser undantas från skogsbruk. Gräddporing är typisk art för </w:t>
+      </w:r>
+      <w:r>
+        <w:rPr>
+          <w:i/>
+        </w:rPr>
+        <w:t>9010 Taiga</w:t>
+      </w:r>
+      <w:r>
+        <w:t xml:space="preserve"> (SLU Artdatabanken, 2024; Nitare &amp; Skogsstyrelsen, 2019).</w:t>
+      </w:r>
+    </w:p>
+    <w:p>
+      <w:r>
+        <w:rPr>
+          <w:b/>
+        </w:rPr>
+        <w:t>Blanksvart spiklav (NT)</w:t>
+      </w:r>
+      <w:r>
+        <w:t xml:space="preserve"> förekommer på torr, hård, gammal kärnved men även på äldre ytved av tall i naturskogsartade bestånd med begränsad brandpåverkan och ostörd hydrologi. Skogsbruksåtgärder på eller i närheten av lokaler med blanksvart spiklav utgör ett hot. Naturskogsartade öppna tall- och barrblandskogar med blanksvart spiklav indikerar höga biologiska värden och bör bevaras (SLU Artdatabanken, 2024).</w:t>
       </w:r>
     </w:p>
     <w:p>
@@ -211,6 +242,46 @@
       </w:r>
       <w:r>
         <w:t xml:space="preserve"> (SLU Artdatabanken, 2026; Nitare &amp; Skogsstyrelsen, 2019).</w:t>
+      </w:r>
+    </w:p>
+    <w:p>
+      <w:r>
+        <w:rPr>
+          <w:b/>
+        </w:rPr>
+        <w:t>Vedflamlav (NT)</w:t>
+      </w:r>
+      <w:r>
+        <w:t xml:space="preserve"> växer på gammal hård och torr, exponerad kärnved av tall, främst på högstubbar i ljusöppna lägen, t.ex. vid och på myrar, sjökanter, i glesa hällmarkskogar och i brandpräglade tallnaturskogar. Substratet nyskapas i begränsad omfattning och arten är en utmärkt indikator på höga naturvärden i denna skogstyp. Tall- och barrblandskogar med naturskogskaraktär och spår av bränder har ofta höga biologiska värden och bör skyddas. På vedflamlavens bål kan den sällsynta spiklaven/parasiten </w:t>
+      </w:r>
+      <w:r>
+        <w:rPr>
+          <w:i/>
+        </w:rPr>
+        <w:t>Calicium ramboldiicola</w:t>
+      </w:r>
+      <w:r>
+        <w:t xml:space="preserve"> (VU) påträffas (SLU Artdatabanken, 2026).</w:t>
+      </w:r>
+    </w:p>
+    <w:p>
+      <w:r>
+        <w:rPr>
+          <w:b/>
+        </w:rPr>
+        <w:t>Vedskivlav (NT)</w:t>
+      </w:r>
+      <w:r>
+        <w:t xml:space="preserve"> växer på gammal, torr, exponerad, hård kärnved av framförallt tall i naturskogsartade bestånd. Avverkning av tallskog av naturskogskaraktär med spår av återkommande bränder är ett hot. Mängden lämplig ved att växa på för vedskivlav minskar, dels på grund av naturlig nedbrytning men framförallt på grund av att de förstörs i samband med slutavverkningar, gallringar och markberedning. Tall- och blandbarrskogar av naturskogskaraktär med spår av återkommande bränder bör skyddas. Vedskivlav är typisk art för </w:t>
+      </w:r>
+      <w:r>
+        <w:rPr>
+          <w:i/>
+        </w:rPr>
+        <w:t>9010 Taiga</w:t>
+      </w:r>
+      <w:r>
+        <w:t xml:space="preserve"> (SLU Artdatabanken, 2024).</w:t>
       </w:r>
     </w:p>
     <w:p>
@@ -453,7 +524,7 @@
     <w:r>
       <w:tab/>
       <w:tab/>
-      <w:t>2026-08-14</w:t>
+      <w:t>2026-08-15</w:t>
       <w:br/>
       <w:br/>
     </w:r>

--- a/tillsyn/A 27603-2025 tillsynsbegäran.docx
+++ b/tillsyn/A 27603-2025 tillsynsbegäran.docx
@@ -524,7 +524,7 @@
     <w:r>
       <w:tab/>
       <w:tab/>
-      <w:t>2026-08-15</w:t>
+      <w:t>2026-08-16</w:t>
       <w:br/>
       <w:br/>
     </w:r>

--- a/tillsyn/A 27603-2025 tillsynsbegäran.docx
+++ b/tillsyn/A 27603-2025 tillsynsbegäran.docx
@@ -524,7 +524,7 @@
     <w:r>
       <w:tab/>
       <w:tab/>
-      <w:t>2026-08-16</w:t>
+      <w:t>2026-08-17</w:t>
       <w:br/>
       <w:br/>
     </w:r>

--- a/tillsyn/A 27603-2025 tillsynsbegäran.docx
+++ b/tillsyn/A 27603-2025 tillsynsbegäran.docx
@@ -524,7 +524,7 @@
     <w:r>
       <w:tab/>
       <w:tab/>
-      <w:t>2026-08-17</w:t>
+      <w:t>2026-08-18</w:t>
       <w:br/>
       <w:br/>
     </w:r>

--- a/tillsyn/A 27603-2025 tillsynsbegäran.docx
+++ b/tillsyn/A 27603-2025 tillsynsbegäran.docx
@@ -524,7 +524,7 @@
     <w:r>
       <w:tab/>
       <w:tab/>
-      <w:t>2026-08-18</w:t>
+      <w:t>2026-08-19</w:t>
       <w:br/>
       <w:br/>
     </w:r>

--- a/tillsyn/A 27603-2025 tillsynsbegäran.docx
+++ b/tillsyn/A 27603-2025 tillsynsbegäran.docx
@@ -524,7 +524,7 @@
     <w:r>
       <w:tab/>
       <w:tab/>
-      <w:t>2026-08-19</w:t>
+      <w:t>2026-08-20</w:t>
       <w:br/>
       <w:br/>
     </w:r>

--- a/tillsyn/A 27603-2025 tillsynsbegäran.docx
+++ b/tillsyn/A 27603-2025 tillsynsbegäran.docx
@@ -524,7 +524,7 @@
     <w:r>
       <w:tab/>
       <w:tab/>
-      <w:t>2026-08-20</w:t>
+      <w:t>2026-08-21</w:t>
       <w:br/>
       <w:br/>
     </w:r>

--- a/tillsyn/A 27603-2025 tillsynsbegäran.docx
+++ b/tillsyn/A 27603-2025 tillsynsbegäran.docx
@@ -524,7 +524,7 @@
     <w:r>
       <w:tab/>
       <w:tab/>
-      <w:t>2026-08-21</w:t>
+      <w:t>2026-08-22</w:t>
       <w:br/>
       <w:br/>
     </w:r>

--- a/tillsyn/A 27603-2025 tillsynsbegäran.docx
+++ b/tillsyn/A 27603-2025 tillsynsbegäran.docx
@@ -524,7 +524,7 @@
     <w:r>
       <w:tab/>
       <w:tab/>
-      <w:t>2026-08-22</w:t>
+      <w:t>2026-08-23</w:t>
       <w:br/>
       <w:br/>
     </w:r>

--- a/tillsyn/A 27603-2025 tillsynsbegäran.docx
+++ b/tillsyn/A 27603-2025 tillsynsbegäran.docx
@@ -524,7 +524,7 @@
     <w:r>
       <w:tab/>
       <w:tab/>
-      <w:t>2026-08-23</w:t>
+      <w:t>2026-08-24</w:t>
       <w:br/>
       <w:br/>
     </w:r>

--- a/tillsyn/A 27603-2025 tillsynsbegäran.docx
+++ b/tillsyn/A 27603-2025 tillsynsbegäran.docx
@@ -524,7 +524,7 @@
     <w:r>
       <w:tab/>
       <w:tab/>
-      <w:t>2026-08-24</w:t>
+      <w:t>2026-08-25</w:t>
       <w:br/>
       <w:br/>
     </w:r>

--- a/tillsyn/A 27603-2025 tillsynsbegäran.docx
+++ b/tillsyn/A 27603-2025 tillsynsbegäran.docx
@@ -524,7 +524,7 @@
     <w:r>
       <w:tab/>
       <w:tab/>
-      <w:t>2026-08-25</w:t>
+      <w:t>2026-08-26</w:t>
       <w:br/>
       <w:br/>
     </w:r>

--- a/tillsyn/A 27603-2025 tillsynsbegäran.docx
+++ b/tillsyn/A 27603-2025 tillsynsbegäran.docx
@@ -524,7 +524,7 @@
     <w:r>
       <w:tab/>
       <w:tab/>
-      <w:t>2026-08-26</w:t>
+      <w:t>2026-08-27</w:t>
       <w:br/>
       <w:br/>
     </w:r>

--- a/tillsyn/A 27603-2025 tillsynsbegäran.docx
+++ b/tillsyn/A 27603-2025 tillsynsbegäran.docx
@@ -524,7 +524,7 @@
     <w:r>
       <w:tab/>
       <w:tab/>
-      <w:t>2026-08-27</w:t>
+      <w:t>2026-08-28</w:t>
       <w:br/>
       <w:br/>
     </w:r>

--- a/tillsyn/A 27603-2025 tillsynsbegäran.docx
+++ b/tillsyn/A 27603-2025 tillsynsbegäran.docx
@@ -524,7 +524,7 @@
     <w:r>
       <w:tab/>
       <w:tab/>
-      <w:t>2026-08-28</w:t>
+      <w:t>2026-08-29</w:t>
       <w:br/>
       <w:br/>
     </w:r>

--- a/tillsyn/A 27603-2025 tillsynsbegäran.docx
+++ b/tillsyn/A 27603-2025 tillsynsbegäran.docx
@@ -524,7 +524,7 @@
     <w:r>
       <w:tab/>
       <w:tab/>
-      <w:t>2026-08-29</w:t>
+      <w:t>2026-08-31</w:t>
       <w:br/>
       <w:br/>
     </w:r>

--- a/tillsyn/A 27603-2025 tillsynsbegäran.docx
+++ b/tillsyn/A 27603-2025 tillsynsbegäran.docx
@@ -524,7 +524,7 @@
     <w:r>
       <w:tab/>
       <w:tab/>
-      <w:t>2026-08-31</w:t>
+      <w:t>2026-09-01</w:t>
       <w:br/>
       <w:br/>
     </w:r>

--- a/tillsyn/A 27603-2025 tillsynsbegäran.docx
+++ b/tillsyn/A 27603-2025 tillsynsbegäran.docx
@@ -524,7 +524,7 @@
     <w:r>
       <w:tab/>
       <w:tab/>
-      <w:t>2026-09-01</w:t>
+      <w:t>2026-09-02</w:t>
       <w:br/>
       <w:br/>
     </w:r>

--- a/tillsyn/A 27603-2025 tillsynsbegäran.docx
+++ b/tillsyn/A 27603-2025 tillsynsbegäran.docx
@@ -524,7 +524,7 @@
     <w:r>
       <w:tab/>
       <w:tab/>
-      <w:t>2026-09-02</w:t>
+      <w:t>2026-09-03</w:t>
       <w:br/>
       <w:br/>
     </w:r>

--- a/tillsyn/A 27603-2025 tillsynsbegäran.docx
+++ b/tillsyn/A 27603-2025 tillsynsbegäran.docx
@@ -524,7 +524,7 @@
     <w:r>
       <w:tab/>
       <w:tab/>
-      <w:t>2026-09-03</w:t>
+      <w:t>2026-09-04</w:t>
       <w:br/>
       <w:br/>
     </w:r>

--- a/tillsyn/A 27603-2025 tillsynsbegäran.docx
+++ b/tillsyn/A 27603-2025 tillsynsbegäran.docx
@@ -524,7 +524,7 @@
     <w:r>
       <w:tab/>
       <w:tab/>
-      <w:t>2026-09-04</w:t>
+      <w:t>2026-09-05</w:t>
       <w:br/>
       <w:br/>
     </w:r>

--- a/tillsyn/A 27603-2025 tillsynsbegäran.docx
+++ b/tillsyn/A 27603-2025 tillsynsbegäran.docx
@@ -524,7 +524,7 @@
     <w:r>
       <w:tab/>
       <w:tab/>
-      <w:t>2026-09-05</w:t>
+      <w:t>2026-09-06</w:t>
       <w:br/>
       <w:br/>
     </w:r>

--- a/tillsyn/A 27603-2025 tillsynsbegäran.docx
+++ b/tillsyn/A 27603-2025 tillsynsbegäran.docx
@@ -524,7 +524,7 @@
     <w:r>
       <w:tab/>
       <w:tab/>
-      <w:t>2026-09-06</w:t>
+      <w:t>2026-09-07</w:t>
       <w:br/>
       <w:br/>
     </w:r>

--- a/tillsyn/A 27603-2025 tillsynsbegäran.docx
+++ b/tillsyn/A 27603-2025 tillsynsbegäran.docx
@@ -524,7 +524,7 @@
     <w:r>
       <w:tab/>
       <w:tab/>
-      <w:t>2026-09-07</w:t>
+      <w:t>2026-09-08</w:t>
       <w:br/>
       <w:br/>
     </w:r>

--- a/tillsyn/A 27603-2025 tillsynsbegäran.docx
+++ b/tillsyn/A 27603-2025 tillsynsbegäran.docx
@@ -524,7 +524,7 @@
     <w:r>
       <w:tab/>
       <w:tab/>
-      <w:t>2026-09-08</w:t>
+      <w:t>2026-09-09</w:t>
       <w:br/>
       <w:br/>
     </w:r>

--- a/tillsyn/A 27603-2025 tillsynsbegäran.docx
+++ b/tillsyn/A 27603-2025 tillsynsbegäran.docx
@@ -524,7 +524,7 @@
     <w:r>
       <w:tab/>
       <w:tab/>
-      <w:t>2026-09-09</w:t>
+      <w:t>2026-09-10</w:t>
       <w:br/>
       <w:br/>
     </w:r>

--- a/tillsyn/A 27603-2025 tillsynsbegäran.docx
+++ b/tillsyn/A 27603-2025 tillsynsbegäran.docx
@@ -524,7 +524,7 @@
     <w:r>
       <w:tab/>
       <w:tab/>
-      <w:t>2026-09-10</w:t>
+      <w:t>2026-09-11</w:t>
       <w:br/>
       <w:br/>
     </w:r>

--- a/tillsyn/A 27603-2025 tillsynsbegäran.docx
+++ b/tillsyn/A 27603-2025 tillsynsbegäran.docx
@@ -524,7 +524,7 @@
     <w:r>
       <w:tab/>
       <w:tab/>
-      <w:t>2026-09-11</w:t>
+      <w:t>2026-09-12</w:t>
       <w:br/>
       <w:br/>
     </w:r>

--- a/tillsyn/A 27603-2025 tillsynsbegäran.docx
+++ b/tillsyn/A 27603-2025 tillsynsbegäran.docx
@@ -524,7 +524,7 @@
     <w:r>
       <w:tab/>
       <w:tab/>
-      <w:t>2026-09-12</w:t>
+      <w:t>2026-09-13</w:t>
       <w:br/>
       <w:br/>
     </w:r>
